--- a/extra/report/01_基本設計書編集.docx
+++ b/extra/report/01_基本設計書編集.docx
@@ -21,15 +21,7 @@
         <w:rPr>
           <w:rFonts w:hint="eastAsia"/>
         </w:rPr>
-        <w:t>貸</w:t>
-      </w:r>
-      <w:bookmarkStart w:id="1" w:name="_GoBack"/>
-      <w:bookmarkEnd w:id="1"/>
-      <w:r>
-        <w:rPr>
-          <w:rFonts w:hint="eastAsia"/>
-        </w:rPr>
-        <w:t>本</w:t>
+        <w:t>貸本</w:t>
       </w:r>
       <w:r>
         <w:rPr>
@@ -1841,7 +1833,7 @@
         <w:pStyle w:val="1"/>
         <w:spacing w:after="180"/>
       </w:pPr>
-      <w:bookmarkStart w:id="2" w:name="_Toc209773773"/>
+      <w:bookmarkStart w:id="1" w:name="_Toc209773773"/>
       <w:r>
         <w:rPr>
           <w:rFonts w:hint="eastAsia"/>
@@ -1849,21 +1841,21 @@
         <w:lastRenderedPageBreak/>
         <w:t>基本設計</w:t>
       </w:r>
-      <w:bookmarkEnd w:id="2"/>
+      <w:bookmarkEnd w:id="1"/>
     </w:p>
     <w:p>
       <w:pPr>
         <w:pStyle w:val="2"/>
         <w:spacing w:after="360"/>
       </w:pPr>
-      <w:bookmarkStart w:id="3" w:name="_Toc209773774"/>
+      <w:bookmarkStart w:id="2" w:name="_Toc209773774"/>
       <w:r>
         <w:rPr>
           <w:rFonts w:hint="eastAsia"/>
         </w:rPr>
         <w:t>ユースケース</w:t>
       </w:r>
-      <w:bookmarkEnd w:id="3"/>
+      <w:bookmarkEnd w:id="2"/>
     </w:p>
     <w:p>
       <w:pPr>
@@ -2160,13 +2152,1109 @@
       <w:pPr>
         <w:pStyle w:val="3"/>
       </w:pPr>
-      <w:bookmarkStart w:id="4" w:name="_Toc209773775"/>
+      <w:bookmarkStart w:id="3" w:name="_Toc209773775"/>
       <w:r>
         <w:rPr>
           <w:rFonts w:hint="eastAsia"/>
         </w:rPr>
         <w:lastRenderedPageBreak/>
         <w:t>加入者情報管理</w:t>
+      </w:r>
+      <w:r>
+        <w:rPr>
+          <w:rFonts w:hint="eastAsia"/>
+        </w:rPr>
+        <w:t>機能</w:t>
+      </w:r>
+      <w:bookmarkEnd w:id="3"/>
+    </w:p>
+    <w:tbl>
+      <w:tblPr>
+        <w:tblStyle w:val="a4"/>
+        <w:tblW w:w="0" w:type="auto"/>
+        <w:tblLook w:val="04A0" w:firstRow="1" w:lastRow="0" w:firstColumn="1" w:lastColumn="0" w:noHBand="0" w:noVBand="1"/>
+      </w:tblPr>
+      <w:tblGrid>
+        <w:gridCol w:w="1838"/>
+        <w:gridCol w:w="6656"/>
+      </w:tblGrid>
+      <w:tr>
+        <w:tc>
+          <w:tcPr>
+            <w:tcW w:w="1838" w:type="dxa"/>
+          </w:tcPr>
+          <w:p>
+            <w:pPr>
+              <w:pStyle w:val="af1"/>
+            </w:pPr>
+            <w:r>
+              <w:rPr>
+                <w:rFonts w:hint="eastAsia"/>
+              </w:rPr>
+              <w:t>ユースケース名</w:t>
+            </w:r>
+          </w:p>
+        </w:tc>
+        <w:tc>
+          <w:tcPr>
+            <w:tcW w:w="6656" w:type="dxa"/>
+          </w:tcPr>
+          <w:p>
+            <w:pPr>
+              <w:pStyle w:val="af1"/>
+            </w:pPr>
+            <w:r>
+              <w:rPr>
+                <w:rFonts w:hint="eastAsia"/>
+              </w:rPr>
+              <w:t>加入者</w:t>
+            </w:r>
+            <w:r>
+              <w:rPr>
+                <w:rFonts w:hint="eastAsia"/>
+              </w:rPr>
+              <w:t>を</w:t>
+            </w:r>
+            <w:r>
+              <w:rPr>
+                <w:rFonts w:hint="eastAsia"/>
+              </w:rPr>
+              <w:t>登録する</w:t>
+            </w:r>
+          </w:p>
+        </w:tc>
+      </w:tr>
+      <w:tr>
+        <w:tc>
+          <w:tcPr>
+            <w:tcW w:w="1838" w:type="dxa"/>
+          </w:tcPr>
+          <w:p>
+            <w:pPr>
+              <w:pStyle w:val="af1"/>
+            </w:pPr>
+            <w:r>
+              <w:rPr>
+                <w:rFonts w:hint="eastAsia"/>
+              </w:rPr>
+              <w:t>主アクター</w:t>
+            </w:r>
+          </w:p>
+        </w:tc>
+        <w:tc>
+          <w:tcPr>
+            <w:tcW w:w="6656" w:type="dxa"/>
+          </w:tcPr>
+          <w:p>
+            <w:pPr>
+              <w:pStyle w:val="af1"/>
+            </w:pPr>
+            <w:r>
+              <w:rPr>
+                <w:rFonts w:hint="eastAsia"/>
+              </w:rPr>
+              <w:t>管理者</w:t>
+            </w:r>
+          </w:p>
+        </w:tc>
+      </w:tr>
+      <w:tr>
+        <w:tc>
+          <w:tcPr>
+            <w:tcW w:w="1838" w:type="dxa"/>
+          </w:tcPr>
+          <w:p>
+            <w:pPr>
+              <w:pStyle w:val="af1"/>
+            </w:pPr>
+            <w:r>
+              <w:rPr>
+                <w:rFonts w:hint="eastAsia"/>
+              </w:rPr>
+              <w:t>事前条件</w:t>
+            </w:r>
+          </w:p>
+        </w:tc>
+        <w:tc>
+          <w:tcPr>
+            <w:tcW w:w="6656" w:type="dxa"/>
+          </w:tcPr>
+          <w:p>
+            <w:pPr>
+              <w:pStyle w:val="af1"/>
+            </w:pPr>
+            <w:r>
+              <w:t>なし</w:t>
+            </w:r>
+          </w:p>
+        </w:tc>
+      </w:tr>
+      <w:tr>
+        <w:tc>
+          <w:tcPr>
+            <w:tcW w:w="1838" w:type="dxa"/>
+          </w:tcPr>
+          <w:p>
+            <w:pPr>
+              <w:pStyle w:val="af1"/>
+            </w:pPr>
+            <w:r>
+              <w:rPr>
+                <w:rFonts w:hint="eastAsia"/>
+              </w:rPr>
+              <w:t>主シナリオ</w:t>
+            </w:r>
+          </w:p>
+        </w:tc>
+        <w:tc>
+          <w:tcPr>
+            <w:tcW w:w="6656" w:type="dxa"/>
+          </w:tcPr>
+          <w:p>
+            <w:pPr>
+              <w:pStyle w:val="af1"/>
+              <w:numPr>
+                <w:ilvl w:val="0"/>
+                <w:numId w:val="10"/>
+              </w:numPr>
+            </w:pPr>
+            <w:r>
+              <w:rPr>
+                <w:rFonts w:hint="eastAsia"/>
+              </w:rPr>
+              <w:t>管理者は、加入者登録画面を表示する</w:t>
+            </w:r>
+          </w:p>
+          <w:p>
+            <w:pPr>
+              <w:pStyle w:val="af1"/>
+              <w:numPr>
+                <w:ilvl w:val="0"/>
+                <w:numId w:val="10"/>
+              </w:numPr>
+            </w:pPr>
+            <w:r>
+              <w:rPr>
+                <w:rFonts w:hint="eastAsia"/>
+              </w:rPr>
+              <w:t>サービス管理システム</w:t>
+            </w:r>
+            <w:r>
+              <w:rPr>
+                <w:rFonts w:hint="eastAsia"/>
+              </w:rPr>
+              <w:t>は、加入者登録画面を表示する</w:t>
+            </w:r>
+          </w:p>
+          <w:p>
+            <w:pPr>
+              <w:pStyle w:val="af1"/>
+              <w:numPr>
+                <w:ilvl w:val="0"/>
+                <w:numId w:val="10"/>
+              </w:numPr>
+            </w:pPr>
+            <w:r>
+              <w:rPr>
+                <w:rFonts w:hint="eastAsia"/>
+              </w:rPr>
+              <w:t>管理者は加入者情報を登録する。</w:t>
+            </w:r>
+          </w:p>
+          <w:p>
+            <w:pPr>
+              <w:pStyle w:val="af1"/>
+              <w:numPr>
+                <w:ilvl w:val="0"/>
+                <w:numId w:val="10"/>
+              </w:numPr>
+            </w:pPr>
+            <w:r>
+              <w:rPr>
+                <w:rFonts w:hint="eastAsia"/>
+              </w:rPr>
+              <w:t>サービス管理システム</w:t>
+            </w:r>
+            <w:r>
+              <w:rPr>
+                <w:rFonts w:hint="eastAsia"/>
+              </w:rPr>
+              <w:t>は、加入者情報を</w:t>
+            </w:r>
+            <w:r>
+              <w:rPr>
+                <w:rFonts w:hint="eastAsia"/>
+              </w:rPr>
+              <w:t>保存</w:t>
+            </w:r>
+            <w:r>
+              <w:rPr>
+                <w:rFonts w:hint="eastAsia"/>
+              </w:rPr>
+              <w:t>する</w:t>
+            </w:r>
+          </w:p>
+          <w:p>
+            <w:pPr>
+              <w:pStyle w:val="af1"/>
+              <w:numPr>
+                <w:ilvl w:val="0"/>
+                <w:numId w:val="10"/>
+              </w:numPr>
+            </w:pPr>
+            <w:r>
+              <w:rPr>
+                <w:rFonts w:hint="eastAsia"/>
+              </w:rPr>
+              <w:t>管理者は、加入者情報を確認する</w:t>
+            </w:r>
+          </w:p>
+        </w:tc>
+      </w:tr>
+      <w:tr>
+        <w:tc>
+          <w:tcPr>
+            <w:tcW w:w="1838" w:type="dxa"/>
+          </w:tcPr>
+          <w:p>
+            <w:pPr>
+              <w:pStyle w:val="af1"/>
+            </w:pPr>
+            <w:r>
+              <w:rPr>
+                <w:rFonts w:hint="eastAsia"/>
+              </w:rPr>
+              <w:t>拡張シナリオ</w:t>
+            </w:r>
+          </w:p>
+        </w:tc>
+        <w:tc>
+          <w:tcPr>
+            <w:tcW w:w="6656" w:type="dxa"/>
+          </w:tcPr>
+          <w:p>
+            <w:pPr>
+              <w:pStyle w:val="af1"/>
+            </w:pPr>
+            <w:r>
+              <w:rPr>
+                <w:rFonts w:hint="eastAsia"/>
+              </w:rPr>
+              <w:t>4</w:t>
+            </w:r>
+            <w:r>
+              <w:t xml:space="preserve">a. </w:t>
+            </w:r>
+            <w:r>
+              <w:rPr>
+                <w:rFonts w:hint="eastAsia"/>
+              </w:rPr>
+              <w:t>サービス管理システム</w:t>
+            </w:r>
+            <w:r>
+              <w:rPr>
+                <w:rFonts w:hint="eastAsia"/>
+              </w:rPr>
+              <w:t>は</w:t>
+            </w:r>
+            <w:r>
+              <w:rPr>
+                <w:rFonts w:hint="eastAsia"/>
+              </w:rPr>
+              <w:t>入力</w:t>
+            </w:r>
+            <w:r>
+              <w:rPr>
+                <w:rFonts w:hint="eastAsia"/>
+              </w:rPr>
+              <w:t>エラーを表示する</w:t>
+            </w:r>
+          </w:p>
+        </w:tc>
+      </w:tr>
+      <w:tr>
+        <w:tc>
+          <w:tcPr>
+            <w:tcW w:w="1838" w:type="dxa"/>
+          </w:tcPr>
+          <w:p>
+            <w:pPr>
+              <w:pStyle w:val="af1"/>
+            </w:pPr>
+            <w:r>
+              <w:t>成功時</w:t>
+            </w:r>
+            <w:r>
+              <w:t>保証</w:t>
+            </w:r>
+          </w:p>
+        </w:tc>
+        <w:tc>
+          <w:tcPr>
+            <w:tcW w:w="6656" w:type="dxa"/>
+          </w:tcPr>
+          <w:p>
+            <w:pPr>
+              <w:pStyle w:val="af1"/>
+            </w:pPr>
+            <w:r>
+              <w:rPr>
+                <w:rFonts w:hint="eastAsia"/>
+              </w:rPr>
+              <w:t>加入者情報がデータベースに登録される</w:t>
+            </w:r>
+          </w:p>
+        </w:tc>
+      </w:tr>
+    </w:tbl>
+    <w:p>
+      <w:pPr>
+        <w:pStyle w:val="af0"/>
+      </w:pPr>
+    </w:p>
+    <w:tbl>
+      <w:tblPr>
+        <w:tblStyle w:val="a4"/>
+        <w:tblW w:w="0" w:type="auto"/>
+        <w:tblLook w:val="04A0" w:firstRow="1" w:lastRow="0" w:firstColumn="1" w:lastColumn="0" w:noHBand="0" w:noVBand="1"/>
+      </w:tblPr>
+      <w:tblGrid>
+        <w:gridCol w:w="1838"/>
+        <w:gridCol w:w="6656"/>
+      </w:tblGrid>
+      <w:tr>
+        <w:tc>
+          <w:tcPr>
+            <w:tcW w:w="1838" w:type="dxa"/>
+          </w:tcPr>
+          <w:p>
+            <w:pPr>
+              <w:pStyle w:val="af1"/>
+            </w:pPr>
+            <w:r>
+              <w:rPr>
+                <w:rFonts w:hint="eastAsia"/>
+              </w:rPr>
+              <w:t>ユースケース名</w:t>
+            </w:r>
+          </w:p>
+        </w:tc>
+        <w:tc>
+          <w:tcPr>
+            <w:tcW w:w="6656" w:type="dxa"/>
+          </w:tcPr>
+          <w:p>
+            <w:pPr>
+              <w:pStyle w:val="af1"/>
+            </w:pPr>
+            <w:r>
+              <w:rPr>
+                <w:rFonts w:hint="eastAsia"/>
+              </w:rPr>
+              <w:t>加入者を編集する</w:t>
+            </w:r>
+          </w:p>
+        </w:tc>
+      </w:tr>
+      <w:tr>
+        <w:tc>
+          <w:tcPr>
+            <w:tcW w:w="1838" w:type="dxa"/>
+          </w:tcPr>
+          <w:p>
+            <w:pPr>
+              <w:pStyle w:val="af1"/>
+            </w:pPr>
+            <w:r>
+              <w:t>主アクター</w:t>
+            </w:r>
+          </w:p>
+        </w:tc>
+        <w:tc>
+          <w:tcPr>
+            <w:tcW w:w="6656" w:type="dxa"/>
+          </w:tcPr>
+          <w:p>
+            <w:pPr>
+              <w:pStyle w:val="af1"/>
+            </w:pPr>
+            <w:r>
+              <w:rPr>
+                <w:rFonts w:hint="eastAsia"/>
+              </w:rPr>
+              <w:t>管理者</w:t>
+            </w:r>
+          </w:p>
+        </w:tc>
+      </w:tr>
+      <w:tr>
+        <w:tc>
+          <w:tcPr>
+            <w:tcW w:w="1838" w:type="dxa"/>
+          </w:tcPr>
+          <w:p>
+            <w:pPr>
+              <w:pStyle w:val="af1"/>
+            </w:pPr>
+            <w:r>
+              <w:t>事前条件</w:t>
+            </w:r>
+          </w:p>
+        </w:tc>
+        <w:tc>
+          <w:tcPr>
+            <w:tcW w:w="6656" w:type="dxa"/>
+          </w:tcPr>
+          <w:p>
+            <w:pPr>
+              <w:pStyle w:val="af1"/>
+            </w:pPr>
+            <w:r>
+              <w:rPr>
+                <w:rFonts w:hint="eastAsia"/>
+              </w:rPr>
+              <w:t>加入者情報が登録済みであること</w:t>
+            </w:r>
+          </w:p>
+        </w:tc>
+      </w:tr>
+      <w:tr>
+        <w:tc>
+          <w:tcPr>
+            <w:tcW w:w="1838" w:type="dxa"/>
+          </w:tcPr>
+          <w:p>
+            <w:pPr>
+              <w:pStyle w:val="af1"/>
+            </w:pPr>
+            <w:r>
+              <w:t>主シナリオ</w:t>
+            </w:r>
+          </w:p>
+        </w:tc>
+        <w:tc>
+          <w:tcPr>
+            <w:tcW w:w="6656" w:type="dxa"/>
+          </w:tcPr>
+          <w:p>
+            <w:pPr>
+              <w:pStyle w:val="af1"/>
+              <w:numPr>
+                <w:ilvl w:val="0"/>
+                <w:numId w:val="11"/>
+              </w:numPr>
+            </w:pPr>
+            <w:r>
+              <w:rPr>
+                <w:rFonts w:hint="eastAsia"/>
+              </w:rPr>
+              <w:t>管理者は、加入者情報を検索する</w:t>
+            </w:r>
+          </w:p>
+          <w:p>
+            <w:pPr>
+              <w:pStyle w:val="af1"/>
+              <w:numPr>
+                <w:ilvl w:val="0"/>
+                <w:numId w:val="11"/>
+              </w:numPr>
+            </w:pPr>
+            <w:r>
+              <w:rPr>
+                <w:rFonts w:hint="eastAsia"/>
+              </w:rPr>
+              <w:t>サービス管理システム</w:t>
+            </w:r>
+            <w:r>
+              <w:rPr>
+                <w:rFonts w:hint="eastAsia"/>
+              </w:rPr>
+              <w:t>は、加入者情報の一覧を名前基準に昇順で表示する。</w:t>
+            </w:r>
+          </w:p>
+          <w:p>
+            <w:pPr>
+              <w:pStyle w:val="af1"/>
+              <w:numPr>
+                <w:ilvl w:val="0"/>
+                <w:numId w:val="11"/>
+              </w:numPr>
+            </w:pPr>
+            <w:r>
+              <w:rPr>
+                <w:rFonts w:hint="eastAsia"/>
+              </w:rPr>
+              <w:t>管理者は、一覧から対象の加入者を選択する。</w:t>
+            </w:r>
+          </w:p>
+          <w:p>
+            <w:pPr>
+              <w:pStyle w:val="af1"/>
+              <w:numPr>
+                <w:ilvl w:val="0"/>
+                <w:numId w:val="11"/>
+              </w:numPr>
+            </w:pPr>
+            <w:r>
+              <w:rPr>
+                <w:rFonts w:hint="eastAsia"/>
+              </w:rPr>
+              <w:t>サービス管理システム</w:t>
+            </w:r>
+            <w:r>
+              <w:rPr>
+                <w:rFonts w:hint="eastAsia"/>
+              </w:rPr>
+              <w:t>は加入者情報を表示する。</w:t>
+            </w:r>
+          </w:p>
+          <w:p>
+            <w:pPr>
+              <w:pStyle w:val="af1"/>
+              <w:numPr>
+                <w:ilvl w:val="0"/>
+                <w:numId w:val="11"/>
+              </w:numPr>
+            </w:pPr>
+            <w:r>
+              <w:rPr>
+                <w:rFonts w:hint="eastAsia"/>
+              </w:rPr>
+              <w:t>管理者は、加入者情報を修正する。</w:t>
+            </w:r>
+          </w:p>
+          <w:p>
+            <w:pPr>
+              <w:pStyle w:val="af1"/>
+              <w:numPr>
+                <w:ilvl w:val="0"/>
+                <w:numId w:val="11"/>
+              </w:numPr>
+            </w:pPr>
+            <w:r>
+              <w:rPr>
+                <w:rFonts w:hint="eastAsia"/>
+              </w:rPr>
+              <w:t>サービス管理システム</w:t>
+            </w:r>
+            <w:r>
+              <w:rPr>
+                <w:rFonts w:hint="eastAsia"/>
+              </w:rPr>
+              <w:t>は、加入者情報を</w:t>
+            </w:r>
+            <w:r>
+              <w:rPr>
+                <w:rFonts w:hint="eastAsia"/>
+              </w:rPr>
+              <w:t>保存</w:t>
+            </w:r>
+            <w:r>
+              <w:rPr>
+                <w:rFonts w:hint="eastAsia"/>
+              </w:rPr>
+              <w:t>する。</w:t>
+            </w:r>
+          </w:p>
+          <w:p>
+            <w:pPr>
+              <w:pStyle w:val="af1"/>
+              <w:numPr>
+                <w:ilvl w:val="0"/>
+                <w:numId w:val="11"/>
+              </w:numPr>
+            </w:pPr>
+            <w:r>
+              <w:t>管理者は、加入者情報を確認する</w:t>
+            </w:r>
+          </w:p>
+        </w:tc>
+      </w:tr>
+      <w:tr>
+        <w:tc>
+          <w:tcPr>
+            <w:tcW w:w="1838" w:type="dxa"/>
+          </w:tcPr>
+          <w:p>
+            <w:pPr>
+              <w:pStyle w:val="af1"/>
+            </w:pPr>
+            <w:r>
+              <w:t>拡張シナリオ</w:t>
+            </w:r>
+          </w:p>
+        </w:tc>
+        <w:tc>
+          <w:tcPr>
+            <w:tcW w:w="6656" w:type="dxa"/>
+          </w:tcPr>
+          <w:p>
+            <w:pPr>
+              <w:pStyle w:val="af1"/>
+            </w:pPr>
+            <w:r>
+              <w:t xml:space="preserve">6a. </w:t>
+            </w:r>
+            <w:r>
+              <w:t>サービス管理システム</w:t>
+            </w:r>
+            <w:r>
+              <w:t>は</w:t>
+            </w:r>
+            <w:r>
+              <w:rPr>
+                <w:rFonts w:hint="eastAsia"/>
+              </w:rPr>
+              <w:t>入力</w:t>
+            </w:r>
+            <w:r>
+              <w:t>エラー</w:t>
+            </w:r>
+            <w:r>
+              <w:rPr>
+                <w:rFonts w:hint="eastAsia"/>
+              </w:rPr>
+              <w:t>を表示する</w:t>
+            </w:r>
+          </w:p>
+        </w:tc>
+      </w:tr>
+      <w:tr>
+        <w:tc>
+          <w:tcPr>
+            <w:tcW w:w="1838" w:type="dxa"/>
+          </w:tcPr>
+          <w:p>
+            <w:pPr>
+              <w:pStyle w:val="af1"/>
+            </w:pPr>
+            <w:r>
+              <w:t>成功時</w:t>
+            </w:r>
+            <w:r>
+              <w:t>保証</w:t>
+            </w:r>
+          </w:p>
+        </w:tc>
+        <w:tc>
+          <w:tcPr>
+            <w:tcW w:w="6656" w:type="dxa"/>
+          </w:tcPr>
+          <w:p>
+            <w:pPr>
+              <w:pStyle w:val="af1"/>
+            </w:pPr>
+            <w:r>
+              <w:rPr>
+                <w:rFonts w:hint="eastAsia"/>
+              </w:rPr>
+              <w:t>加入者情報が更新される</w:t>
+            </w:r>
+          </w:p>
+        </w:tc>
+      </w:tr>
+    </w:tbl>
+    <w:p>
+      <w:pPr>
+        <w:pStyle w:val="af0"/>
+      </w:pPr>
+    </w:p>
+    <w:tbl>
+      <w:tblPr>
+        <w:tblStyle w:val="a4"/>
+        <w:tblW w:w="0" w:type="auto"/>
+        <w:tblLook w:val="04A0" w:firstRow="1" w:lastRow="0" w:firstColumn="1" w:lastColumn="0" w:noHBand="0" w:noVBand="1"/>
+      </w:tblPr>
+      <w:tblGrid>
+        <w:gridCol w:w="1838"/>
+        <w:gridCol w:w="6656"/>
+      </w:tblGrid>
+      <w:tr>
+        <w:tc>
+          <w:tcPr>
+            <w:tcW w:w="1838" w:type="dxa"/>
+          </w:tcPr>
+          <w:p>
+            <w:pPr>
+              <w:pStyle w:val="af1"/>
+            </w:pPr>
+            <w:r>
+              <w:rPr>
+                <w:rFonts w:hint="eastAsia"/>
+              </w:rPr>
+              <w:t>ユースケース名</w:t>
+            </w:r>
+          </w:p>
+        </w:tc>
+        <w:tc>
+          <w:tcPr>
+            <w:tcW w:w="6656" w:type="dxa"/>
+          </w:tcPr>
+          <w:p>
+            <w:pPr>
+              <w:pStyle w:val="af1"/>
+            </w:pPr>
+            <w:r>
+              <w:rPr>
+                <w:rFonts w:hint="eastAsia"/>
+              </w:rPr>
+              <w:t>加入者を</w:t>
+            </w:r>
+            <w:r>
+              <w:rPr>
+                <w:rFonts w:hint="eastAsia"/>
+              </w:rPr>
+              <w:t>削除</w:t>
+            </w:r>
+            <w:r>
+              <w:rPr>
+                <w:rFonts w:hint="eastAsia"/>
+              </w:rPr>
+              <w:t>する</w:t>
+            </w:r>
+          </w:p>
+        </w:tc>
+      </w:tr>
+      <w:tr>
+        <w:tc>
+          <w:tcPr>
+            <w:tcW w:w="1838" w:type="dxa"/>
+          </w:tcPr>
+          <w:p>
+            <w:pPr>
+              <w:pStyle w:val="af1"/>
+            </w:pPr>
+            <w:r>
+              <w:t>主アクター</w:t>
+            </w:r>
+          </w:p>
+        </w:tc>
+        <w:tc>
+          <w:tcPr>
+            <w:tcW w:w="6656" w:type="dxa"/>
+          </w:tcPr>
+          <w:p>
+            <w:pPr>
+              <w:pStyle w:val="af1"/>
+            </w:pPr>
+            <w:r>
+              <w:rPr>
+                <w:rFonts w:hint="eastAsia"/>
+              </w:rPr>
+              <w:t>管理者</w:t>
+            </w:r>
+          </w:p>
+        </w:tc>
+      </w:tr>
+      <w:tr>
+        <w:tc>
+          <w:tcPr>
+            <w:tcW w:w="1838" w:type="dxa"/>
+          </w:tcPr>
+          <w:p>
+            <w:pPr>
+              <w:pStyle w:val="af1"/>
+            </w:pPr>
+            <w:r>
+              <w:t>事前条件</w:t>
+            </w:r>
+          </w:p>
+        </w:tc>
+        <w:tc>
+          <w:tcPr>
+            <w:tcW w:w="6656" w:type="dxa"/>
+          </w:tcPr>
+          <w:p>
+            <w:pPr>
+              <w:pStyle w:val="af1"/>
+            </w:pPr>
+            <w:r>
+              <w:rPr>
+                <w:rFonts w:hint="eastAsia"/>
+              </w:rPr>
+              <w:t>加入者情報が登録済みであること</w:t>
+            </w:r>
+          </w:p>
+        </w:tc>
+      </w:tr>
+      <w:tr>
+        <w:tc>
+          <w:tcPr>
+            <w:tcW w:w="1838" w:type="dxa"/>
+          </w:tcPr>
+          <w:p>
+            <w:pPr>
+              <w:pStyle w:val="af1"/>
+            </w:pPr>
+            <w:r>
+              <w:t>主シナリオ</w:t>
+            </w:r>
+          </w:p>
+        </w:tc>
+        <w:tc>
+          <w:tcPr>
+            <w:tcW w:w="6656" w:type="dxa"/>
+          </w:tcPr>
+          <w:p>
+            <w:pPr>
+              <w:pStyle w:val="af1"/>
+              <w:numPr>
+                <w:ilvl w:val="0"/>
+                <w:numId w:val="12"/>
+              </w:numPr>
+            </w:pPr>
+            <w:r>
+              <w:rPr>
+                <w:rFonts w:hint="eastAsia"/>
+              </w:rPr>
+              <w:t>管理者は、加入者情報を検索する</w:t>
+            </w:r>
+          </w:p>
+          <w:p>
+            <w:pPr>
+              <w:pStyle w:val="af1"/>
+              <w:numPr>
+                <w:ilvl w:val="0"/>
+                <w:numId w:val="12"/>
+              </w:numPr>
+            </w:pPr>
+            <w:r>
+              <w:t>サービス管理システム</w:t>
+            </w:r>
+            <w:r>
+              <w:t>は、加入者情報</w:t>
+            </w:r>
+            <w:r>
+              <w:rPr>
+                <w:rFonts w:hint="eastAsia"/>
+              </w:rPr>
+              <w:t>の一覧を</w:t>
+            </w:r>
+            <w:r>
+              <w:t>名前</w:t>
+            </w:r>
+            <w:r>
+              <w:rPr>
+                <w:rFonts w:hint="eastAsia"/>
+              </w:rPr>
+              <w:t>基準に昇順で表示する。</w:t>
+            </w:r>
+          </w:p>
+          <w:p>
+            <w:pPr>
+              <w:pStyle w:val="af1"/>
+              <w:numPr>
+                <w:ilvl w:val="0"/>
+                <w:numId w:val="12"/>
+              </w:numPr>
+            </w:pPr>
+            <w:r>
+              <w:t>管理者は、一覧から対象の加入者を選択する。</w:t>
+            </w:r>
+          </w:p>
+          <w:p>
+            <w:pPr>
+              <w:pStyle w:val="af1"/>
+              <w:numPr>
+                <w:ilvl w:val="0"/>
+                <w:numId w:val="12"/>
+              </w:numPr>
+            </w:pPr>
+            <w:r>
+              <w:t>サービス管理システム</w:t>
+            </w:r>
+            <w:r>
+              <w:t>は</w:t>
+            </w:r>
+            <w:r>
+              <w:rPr>
+                <w:rFonts w:hint="eastAsia"/>
+              </w:rPr>
+              <w:t>加入者情報を表示する。</w:t>
+            </w:r>
+          </w:p>
+          <w:p>
+            <w:pPr>
+              <w:pStyle w:val="af1"/>
+              <w:numPr>
+                <w:ilvl w:val="0"/>
+                <w:numId w:val="12"/>
+              </w:numPr>
+            </w:pPr>
+            <w:r>
+              <w:t>管理者は、加入者情報を</w:t>
+            </w:r>
+            <w:r>
+              <w:rPr>
+                <w:rFonts w:hint="eastAsia"/>
+              </w:rPr>
+              <w:t>削除</w:t>
+            </w:r>
+            <w:r>
+              <w:t>する</w:t>
+            </w:r>
+            <w:r>
+              <w:rPr>
+                <w:rFonts w:hint="eastAsia"/>
+              </w:rPr>
+              <w:t>。</w:t>
+            </w:r>
+          </w:p>
+          <w:p>
+            <w:pPr>
+              <w:pStyle w:val="af1"/>
+              <w:numPr>
+                <w:ilvl w:val="0"/>
+                <w:numId w:val="12"/>
+              </w:numPr>
+            </w:pPr>
+            <w:r>
+              <w:lastRenderedPageBreak/>
+              <w:t>サービス管理システム</w:t>
+            </w:r>
+            <w:r>
+              <w:t>は</w:t>
+            </w:r>
+            <w:r>
+              <w:rPr>
+                <w:rFonts w:hint="eastAsia"/>
+              </w:rPr>
+              <w:t>、加入者情報を</w:t>
+            </w:r>
+            <w:r>
+              <w:rPr>
+                <w:rFonts w:hint="eastAsia"/>
+              </w:rPr>
+              <w:t>保存</w:t>
+            </w:r>
+            <w:r>
+              <w:rPr>
+                <w:rFonts w:hint="eastAsia"/>
+              </w:rPr>
+              <w:t>する。</w:t>
+            </w:r>
+          </w:p>
+          <w:p>
+            <w:pPr>
+              <w:pStyle w:val="af1"/>
+              <w:numPr>
+                <w:ilvl w:val="0"/>
+                <w:numId w:val="12"/>
+              </w:numPr>
+            </w:pPr>
+            <w:r>
+              <w:t>管理者は、加入者情報を確認する</w:t>
+            </w:r>
+          </w:p>
+        </w:tc>
+      </w:tr>
+      <w:tr>
+        <w:tc>
+          <w:tcPr>
+            <w:tcW w:w="1838" w:type="dxa"/>
+          </w:tcPr>
+          <w:p>
+            <w:pPr>
+              <w:pStyle w:val="af1"/>
+            </w:pPr>
+            <w:r>
+              <w:lastRenderedPageBreak/>
+              <w:t>拡張シナリオ</w:t>
+            </w:r>
+          </w:p>
+        </w:tc>
+        <w:tc>
+          <w:tcPr>
+            <w:tcW w:w="6656" w:type="dxa"/>
+          </w:tcPr>
+          <w:p>
+            <w:pPr>
+              <w:pStyle w:val="af1"/>
+            </w:pPr>
+            <w:r>
+              <w:t xml:space="preserve">6a. </w:t>
+            </w:r>
+            <w:r>
+              <w:t>サービス管理システム</w:t>
+            </w:r>
+            <w:r>
+              <w:t>は</w:t>
+            </w:r>
+            <w:r>
+              <w:rPr>
+                <w:rFonts w:hint="eastAsia"/>
+              </w:rPr>
+              <w:t>入力</w:t>
+            </w:r>
+            <w:r>
+              <w:t>エラー</w:t>
+            </w:r>
+            <w:r>
+              <w:rPr>
+                <w:rFonts w:hint="eastAsia"/>
+              </w:rPr>
+              <w:t>を表示する</w:t>
+            </w:r>
+          </w:p>
+        </w:tc>
+      </w:tr>
+      <w:tr>
+        <w:tc>
+          <w:tcPr>
+            <w:tcW w:w="1838" w:type="dxa"/>
+          </w:tcPr>
+          <w:p>
+            <w:pPr>
+              <w:pStyle w:val="af1"/>
+            </w:pPr>
+            <w:r>
+              <w:t>成功時</w:t>
+            </w:r>
+            <w:r>
+              <w:t>保証</w:t>
+            </w:r>
+          </w:p>
+        </w:tc>
+        <w:tc>
+          <w:tcPr>
+            <w:tcW w:w="6656" w:type="dxa"/>
+          </w:tcPr>
+          <w:p>
+            <w:pPr>
+              <w:pStyle w:val="af1"/>
+            </w:pPr>
+            <w:r>
+              <w:rPr>
+                <w:rFonts w:hint="eastAsia"/>
+              </w:rPr>
+              <w:t>加入者情報が</w:t>
+            </w:r>
+            <w:r>
+              <w:rPr>
+                <w:rFonts w:hint="eastAsia"/>
+              </w:rPr>
+              <w:t>削除</w:t>
+            </w:r>
+            <w:r>
+              <w:rPr>
+                <w:rFonts w:hint="eastAsia"/>
+              </w:rPr>
+              <w:t>される</w:t>
+            </w:r>
+          </w:p>
+        </w:tc>
+      </w:tr>
+    </w:tbl>
+    <w:p>
+      <w:pPr>
+        <w:pStyle w:val="3"/>
+      </w:pPr>
+      <w:bookmarkStart w:id="4" w:name="_Toc209773776"/>
+      <w:r>
+        <w:rPr>
+          <w:rFonts w:hint="eastAsia"/>
+        </w:rPr>
+        <w:t>料金管理</w:t>
       </w:r>
       <w:r>
         <w:rPr>
@@ -2215,19 +3303,13 @@
               <w:rPr>
                 <w:rFonts w:hint="eastAsia"/>
               </w:rPr>
-              <w:t>加入者</w:t>
-            </w:r>
-            <w:r>
-              <w:rPr>
-                <w:rFonts w:hint="eastAsia"/>
-              </w:rPr>
-              <w:t>を</w:t>
-            </w:r>
-            <w:r>
-              <w:rPr>
-                <w:rFonts w:hint="eastAsia"/>
-              </w:rPr>
-              <w:t>登録する</w:t>
+              <w:t>料金情報</w:t>
+            </w:r>
+            <w:r>
+              <w:rPr>
+                <w:rFonts w:hint="eastAsia"/>
+              </w:rPr>
+              <w:t>を登録する</w:t>
             </w:r>
           </w:p>
         </w:tc>
@@ -2242,9 +3324,6 @@
               <w:pStyle w:val="af1"/>
             </w:pPr>
             <w:r>
-              <w:rPr>
-                <w:rFonts w:hint="eastAsia"/>
-              </w:rPr>
               <w:t>主アクター</w:t>
             </w:r>
           </w:p>
@@ -2276,9 +3355,6 @@
               <w:pStyle w:val="af1"/>
             </w:pPr>
             <w:r>
-              <w:rPr>
-                <w:rFonts w:hint="eastAsia"/>
-              </w:rPr>
               <w:t>事前条件</w:t>
             </w:r>
           </w:p>
@@ -2292,7 +3368,12 @@
               <w:pStyle w:val="af1"/>
             </w:pPr>
             <w:r>
-              <w:t>なし</w:t>
+              <w:rPr>
+                <w:rFonts w:ascii="游明朝" w:eastAsia="游明朝" w:hAnsi="游明朝" w:cs="游明朝"/>
+                <w:color w:val="000000" w:themeColor="text1"/>
+                <w:szCs w:val="21"/>
+              </w:rPr>
+              <w:t>登録対象が登録されていないこと</w:t>
             </w:r>
           </w:p>
         </w:tc>
@@ -2307,9 +3388,6 @@
               <w:pStyle w:val="af1"/>
             </w:pPr>
             <w:r>
-              <w:rPr>
-                <w:rFonts w:hint="eastAsia"/>
-              </w:rPr>
               <w:t>主シナリオ</w:t>
             </w:r>
           </w:p>
@@ -2323,14 +3401,14 @@
               <w:pStyle w:val="af1"/>
               <w:numPr>
                 <w:ilvl w:val="0"/>
-                <w:numId w:val="10"/>
+                <w:numId w:val="13"/>
               </w:numPr>
             </w:pPr>
             <w:r>
               <w:rPr>
                 <w:rFonts w:hint="eastAsia"/>
               </w:rPr>
-              <w:t>管理者は、加入者登録画面を表示する</w:t>
+              <w:t>管理者は、基本料金登録画面を表示する</w:t>
             </w:r>
           </w:p>
           <w:p>
@@ -2338,7 +3416,7 @@
               <w:pStyle w:val="af1"/>
               <w:numPr>
                 <w:ilvl w:val="0"/>
-                <w:numId w:val="10"/>
+                <w:numId w:val="13"/>
               </w:numPr>
             </w:pPr>
             <w:r>
@@ -2351,7 +3429,7 @@
               <w:rPr>
                 <w:rFonts w:hint="eastAsia"/>
               </w:rPr>
-              <w:t>は、加入者登録画面を表示する</w:t>
+              <w:t>は、基本料金登録画面を表示する</w:t>
             </w:r>
           </w:p>
           <w:p>
@@ -2359,14 +3437,26 @@
               <w:pStyle w:val="af1"/>
               <w:numPr>
                 <w:ilvl w:val="0"/>
-                <w:numId w:val="10"/>
+                <w:numId w:val="13"/>
               </w:numPr>
             </w:pPr>
             <w:r>
               <w:rPr>
                 <w:rFonts w:hint="eastAsia"/>
               </w:rPr>
-              <w:t>管理者は加入者情報を登録する。</w:t>
+              <w:t>管理者は</w:t>
+            </w:r>
+            <w:r>
+              <w:rPr>
+                <w:rFonts w:hint="eastAsia"/>
+              </w:rPr>
+              <w:t>料金情報</w:t>
+            </w:r>
+            <w:r>
+              <w:rPr>
+                <w:rFonts w:hint="eastAsia"/>
+              </w:rPr>
+              <w:t>を登録する。</w:t>
             </w:r>
           </w:p>
           <w:p>
@@ -2374,7 +3464,7 @@
               <w:pStyle w:val="af1"/>
               <w:numPr>
                 <w:ilvl w:val="0"/>
-                <w:numId w:val="10"/>
+                <w:numId w:val="13"/>
               </w:numPr>
             </w:pPr>
             <w:r>
@@ -2387,7 +3477,19 @@
               <w:rPr>
                 <w:rFonts w:hint="eastAsia"/>
               </w:rPr>
-              <w:t>は、加入者情報を</w:t>
+              <w:t>は、</w:t>
+            </w:r>
+            <w:r>
+              <w:rPr>
+                <w:rFonts w:hint="eastAsia"/>
+              </w:rPr>
+              <w:t>料金情報</w:t>
+            </w:r>
+            <w:r>
+              <w:rPr>
+                <w:rFonts w:hint="eastAsia"/>
+              </w:rPr>
+              <w:t>を</w:t>
             </w:r>
             <w:r>
               <w:rPr>
@@ -2407,14 +3509,20 @@
               <w:pStyle w:val="af1"/>
               <w:numPr>
                 <w:ilvl w:val="0"/>
-                <w:numId w:val="10"/>
+                <w:numId w:val="13"/>
               </w:numPr>
             </w:pPr>
             <w:r>
-              <w:rPr>
-                <w:rFonts w:hint="eastAsia"/>
-              </w:rPr>
-              <w:t>管理者は、加入者情報を確認する</w:t>
+              <w:t>管理者は、</w:t>
+            </w:r>
+            <w:r>
+              <w:rPr>
+                <w:rFonts w:hint="eastAsia"/>
+              </w:rPr>
+              <w:t>料金情報</w:t>
+            </w:r>
+            <w:r>
+              <w:t>を確認する</w:t>
             </w:r>
           </w:p>
         </w:tc>
@@ -2429,9 +3537,6 @@
               <w:pStyle w:val="af1"/>
             </w:pPr>
             <w:r>
-              <w:rPr>
-                <w:rFonts w:hint="eastAsia"/>
-              </w:rPr>
               <w:t>拡張シナリオ</w:t>
             </w:r>
           </w:p>
@@ -2454,15 +3559,9 @@
               <w:t xml:space="preserve">a. </w:t>
             </w:r>
             <w:r>
-              <w:rPr>
-                <w:rFonts w:hint="eastAsia"/>
-              </w:rPr>
               <w:t>サービス管理システム</w:t>
             </w:r>
             <w:r>
-              <w:rPr>
-                <w:rFonts w:hint="eastAsia"/>
-              </w:rPr>
               <w:t>は</w:t>
             </w:r>
             <w:r>
@@ -2472,10 +3571,13 @@
               <w:t>入力</w:t>
             </w:r>
             <w:r>
-              <w:rPr>
-                <w:rFonts w:hint="eastAsia"/>
-              </w:rPr>
-              <w:t>エラーを表示する</w:t>
+              <w:t>エラー</w:t>
+            </w:r>
+            <w:r>
+              <w:rPr>
+                <w:rFonts w:hint="eastAsia"/>
+              </w:rPr>
+              <w:t>を表示する</w:t>
             </w:r>
           </w:p>
         </w:tc>
@@ -2509,7 +3611,13 @@
               <w:rPr>
                 <w:rFonts w:hint="eastAsia"/>
               </w:rPr>
-              <w:t>加入者情報がデータベースに登録される</w:t>
+              <w:t>料金情報</w:t>
+            </w:r>
+            <w:r>
+              <w:rPr>
+                <w:rFonts w:hint="eastAsia"/>
+              </w:rPr>
+              <w:t>がデータベースに登録される</w:t>
             </w:r>
           </w:p>
         </w:tc>
@@ -2559,7 +3667,13 @@
               <w:rPr>
                 <w:rFonts w:hint="eastAsia"/>
               </w:rPr>
-              <w:t>加入者を編集する</w:t>
+              <w:t>料金</w:t>
+            </w:r>
+            <w:r>
+              <w:rPr>
+                <w:rFonts w:hint="eastAsia"/>
+              </w:rPr>
+              <w:t>情報を編集する</w:t>
             </w:r>
           </w:p>
         </w:tc>
@@ -2621,7 +3735,13 @@
               <w:rPr>
                 <w:rFonts w:hint="eastAsia"/>
               </w:rPr>
-              <w:t>加入者情報が登録済みであること</w:t>
+              <w:t>料金</w:t>
+            </w:r>
+            <w:r>
+              <w:rPr>
+                <w:rFonts w:hint="eastAsia"/>
+              </w:rPr>
+              <w:t>情報が登録済みであること</w:t>
             </w:r>
           </w:p>
         </w:tc>
@@ -2649,14 +3769,26 @@
               <w:pStyle w:val="af1"/>
               <w:numPr>
                 <w:ilvl w:val="0"/>
-                <w:numId w:val="11"/>
+                <w:numId w:val="14"/>
               </w:numPr>
             </w:pPr>
             <w:r>
               <w:rPr>
                 <w:rFonts w:hint="eastAsia"/>
               </w:rPr>
-              <w:t>管理者は、加入者情報を検索する</w:t>
+              <w:t>管理者は、</w:t>
+            </w:r>
+            <w:r>
+              <w:rPr>
+                <w:rFonts w:hint="eastAsia"/>
+              </w:rPr>
+              <w:t>料金情報</w:t>
+            </w:r>
+            <w:r>
+              <w:rPr>
+                <w:rFonts w:hint="eastAsia"/>
+              </w:rPr>
+              <w:t>を検索する</w:t>
             </w:r>
           </w:p>
           <w:p>
@@ -2664,20 +3796,35 @@
               <w:pStyle w:val="af1"/>
               <w:numPr>
                 <w:ilvl w:val="0"/>
-                <w:numId w:val="11"/>
+                <w:numId w:val="14"/>
               </w:numPr>
             </w:pPr>
             <w:r>
-              <w:rPr>
-                <w:rFonts w:hint="eastAsia"/>
-              </w:rPr>
               <w:t>サービス管理システム</w:t>
             </w:r>
             <w:r>
-              <w:rPr>
-                <w:rFonts w:hint="eastAsia"/>
-              </w:rPr>
-              <w:t>は、加入者情報の一覧を名前基準に昇順で表示する。</w:t>
+              <w:t>は、</w:t>
+            </w:r>
+            <w:r>
+              <w:rPr>
+                <w:rFonts w:hint="eastAsia"/>
+              </w:rPr>
+              <w:t>料金情報</w:t>
+            </w:r>
+            <w:r>
+              <w:rPr>
+                <w:rFonts w:hint="eastAsia"/>
+              </w:rPr>
+              <w:t>の一覧を</w:t>
+            </w:r>
+            <w:r>
+              <w:t>名前</w:t>
+            </w:r>
+            <w:r>
+              <w:rPr>
+                <w:rFonts w:hint="eastAsia"/>
+              </w:rPr>
+              <w:t>基準に昇順で表示する。</w:t>
             </w:r>
           </w:p>
           <w:p>
@@ -2685,14 +3832,20 @@
               <w:pStyle w:val="af1"/>
               <w:numPr>
                 <w:ilvl w:val="0"/>
-                <w:numId w:val="11"/>
+                <w:numId w:val="14"/>
               </w:numPr>
             </w:pPr>
             <w:r>
-              <w:rPr>
-                <w:rFonts w:hint="eastAsia"/>
-              </w:rPr>
-              <w:t>管理者は、一覧から対象の加入者を選択する。</w:t>
+              <w:t>管理者は、一覧から対象の</w:t>
+            </w:r>
+            <w:r>
+              <w:rPr>
+                <w:rFonts w:hint="eastAsia"/>
+              </w:rPr>
+              <w:t>基本料金</w:t>
+            </w:r>
+            <w:r>
+              <w:t>を選択する。</w:t>
             </w:r>
           </w:p>
           <w:p>
@@ -2700,20 +3853,26 @@
               <w:pStyle w:val="af1"/>
               <w:numPr>
                 <w:ilvl w:val="0"/>
-                <w:numId w:val="11"/>
+                <w:numId w:val="14"/>
               </w:numPr>
             </w:pPr>
             <w:r>
-              <w:rPr>
-                <w:rFonts w:hint="eastAsia"/>
-              </w:rPr>
               <w:t>サービス管理システム</w:t>
             </w:r>
             <w:r>
-              <w:rPr>
-                <w:rFonts w:hint="eastAsia"/>
-              </w:rPr>
-              <w:t>は加入者情報を表示する。</w:t>
+              <w:t>は</w:t>
+            </w:r>
+            <w:r>
+              <w:rPr>
+                <w:rFonts w:hint="eastAsia"/>
+              </w:rPr>
+              <w:t>料金情報</w:t>
+            </w:r>
+            <w:r>
+              <w:rPr>
+                <w:rFonts w:hint="eastAsia"/>
+              </w:rPr>
+              <w:t>を表示する。</w:t>
             </w:r>
           </w:p>
           <w:p>
@@ -2721,14 +3880,35 @@
               <w:pStyle w:val="af1"/>
               <w:numPr>
                 <w:ilvl w:val="0"/>
-                <w:numId w:val="11"/>
+                <w:numId w:val="14"/>
               </w:numPr>
             </w:pPr>
             <w:r>
-              <w:rPr>
-                <w:rFonts w:hint="eastAsia"/>
-              </w:rPr>
-              <w:t>管理者は、加入者情報を修正する。</w:t>
+              <w:t>管理者は、</w:t>
+            </w:r>
+            <w:r>
+              <w:rPr>
+                <w:rFonts w:hint="eastAsia"/>
+              </w:rPr>
+              <w:t>料金情報</w:t>
+            </w:r>
+            <w:r>
+              <w:t>を</w:t>
+            </w:r>
+            <w:r>
+              <w:rPr>
+                <w:rFonts w:hint="eastAsia"/>
+              </w:rPr>
+              <w:t>修正</w:t>
+            </w:r>
+            <w:r>
+              <w:t>する</w:t>
+            </w:r>
+            <w:r>
+              <w:rPr>
+                <w:rFonts w:hint="eastAsia"/>
+              </w:rPr>
+              <w:t>。</w:t>
             </w:r>
           </w:p>
           <w:p>
@@ -2736,20 +3916,32 @@
               <w:pStyle w:val="af1"/>
               <w:numPr>
                 <w:ilvl w:val="0"/>
-                <w:numId w:val="11"/>
+                <w:numId w:val="14"/>
               </w:numPr>
             </w:pPr>
             <w:r>
-              <w:rPr>
-                <w:rFonts w:hint="eastAsia"/>
-              </w:rPr>
               <w:t>サービス管理システム</w:t>
             </w:r>
             <w:r>
-              <w:rPr>
-                <w:rFonts w:hint="eastAsia"/>
-              </w:rPr>
-              <w:t>は、加入者情報を</w:t>
+              <w:t>は</w:t>
+            </w:r>
+            <w:r>
+              <w:rPr>
+                <w:rFonts w:hint="eastAsia"/>
+              </w:rPr>
+              <w:t>、</w:t>
+            </w:r>
+            <w:r>
+              <w:rPr>
+                <w:rFonts w:hint="eastAsia"/>
+              </w:rPr>
+              <w:t>料金情報</w:t>
+            </w:r>
+            <w:r>
+              <w:rPr>
+                <w:rFonts w:hint="eastAsia"/>
+              </w:rPr>
+              <w:t>を</w:t>
             </w:r>
             <w:r>
               <w:rPr>
@@ -2769,11 +3961,20 @@
               <w:pStyle w:val="af1"/>
               <w:numPr>
                 <w:ilvl w:val="0"/>
-                <w:numId w:val="11"/>
+                <w:numId w:val="14"/>
               </w:numPr>
             </w:pPr>
             <w:r>
-              <w:t>管理者は、加入者情報を確認する</w:t>
+              <w:t>管理者は、</w:t>
+            </w:r>
+            <w:r>
+              <w:rPr>
+                <w:rFonts w:hint="eastAsia"/>
+              </w:rPr>
+              <w:t>料金情報</w:t>
+            </w:r>
+            <w:r>
+              <w:t>を確認する</w:t>
             </w:r>
           </w:p>
         </w:tc>
@@ -2835,6 +4036,7 @@
           <w:p>
             <w:pPr>
               <w:pStyle w:val="af1"/>
+              <w:spacing w:after="120"/>
             </w:pPr>
             <w:r>
               <w:t>成功時</w:t>
@@ -2851,12 +4053,19 @@
           <w:p>
             <w:pPr>
               <w:pStyle w:val="af1"/>
-            </w:pPr>
-            <w:r>
-              <w:rPr>
-                <w:rFonts w:hint="eastAsia"/>
-              </w:rPr>
-              <w:t>加入者情報が更新される</w:t>
+              <w:spacing w:after="120"/>
+            </w:pPr>
+            <w:r>
+              <w:rPr>
+                <w:rFonts w:hint="eastAsia"/>
+              </w:rPr>
+              <w:t>料金情報</w:t>
+            </w:r>
+            <w:r>
+              <w:rPr>
+                <w:rFonts w:hint="eastAsia"/>
+              </w:rPr>
+              <w:t>が更新される</w:t>
             </w:r>
           </w:p>
         </w:tc>
@@ -2906,19 +4115,13 @@
               <w:rPr>
                 <w:rFonts w:hint="eastAsia"/>
               </w:rPr>
-              <w:t>加入者を</w:t>
-            </w:r>
-            <w:r>
-              <w:rPr>
-                <w:rFonts w:hint="eastAsia"/>
-              </w:rPr>
-              <w:t>削除</w:t>
-            </w:r>
-            <w:r>
-              <w:rPr>
-                <w:rFonts w:hint="eastAsia"/>
-              </w:rPr>
-              <w:t>する</w:t>
+              <w:t>料金情報</w:t>
+            </w:r>
+            <w:r>
+              <w:rPr>
+                <w:rFonts w:hint="eastAsia"/>
+              </w:rPr>
+              <w:t>を削除する</w:t>
             </w:r>
           </w:p>
         </w:tc>
@@ -2980,7 +4183,13 @@
               <w:rPr>
                 <w:rFonts w:hint="eastAsia"/>
               </w:rPr>
-              <w:t>加入者情報が登録済みであること</w:t>
+              <w:t>料金情報</w:t>
+            </w:r>
+            <w:r>
+              <w:rPr>
+                <w:rFonts w:hint="eastAsia"/>
+              </w:rPr>
+              <w:t>が登録済みであること</w:t>
             </w:r>
           </w:p>
         </w:tc>
@@ -3008,14 +4217,26 @@
               <w:pStyle w:val="af1"/>
               <w:numPr>
                 <w:ilvl w:val="0"/>
-                <w:numId w:val="12"/>
+                <w:numId w:val="15"/>
               </w:numPr>
             </w:pPr>
             <w:r>
               <w:rPr>
                 <w:rFonts w:hint="eastAsia"/>
               </w:rPr>
-              <w:t>管理者は、加入者情報を検索する</w:t>
+              <w:t>管理者は、</w:t>
+            </w:r>
+            <w:r>
+              <w:rPr>
+                <w:rFonts w:hint="eastAsia"/>
+              </w:rPr>
+              <w:t>料金情報</w:t>
+            </w:r>
+            <w:r>
+              <w:rPr>
+                <w:rFonts w:hint="eastAsia"/>
+              </w:rPr>
+              <w:t>を検索する</w:t>
             </w:r>
           </w:p>
           <w:p>
@@ -3023,14 +4244,21 @@
               <w:pStyle w:val="af1"/>
               <w:numPr>
                 <w:ilvl w:val="0"/>
-                <w:numId w:val="12"/>
+                <w:numId w:val="15"/>
               </w:numPr>
             </w:pPr>
             <w:r>
+              <w:lastRenderedPageBreak/>
               <w:t>サービス管理システム</w:t>
             </w:r>
             <w:r>
-              <w:t>は、加入者情報</w:t>
+              <w:t>は、</w:t>
+            </w:r>
+            <w:r>
+              <w:rPr>
+                <w:rFonts w:hint="eastAsia"/>
+              </w:rPr>
+              <w:t>料金情報</w:t>
             </w:r>
             <w:r>
               <w:rPr>
@@ -3053,11 +4281,20 @@
               <w:pStyle w:val="af1"/>
               <w:numPr>
                 <w:ilvl w:val="0"/>
-                <w:numId w:val="12"/>
+                <w:numId w:val="15"/>
               </w:numPr>
             </w:pPr>
             <w:r>
-              <w:t>管理者は、一覧から対象の加入者を選択する。</w:t>
+              <w:t>管理者は、一覧から対象の</w:t>
+            </w:r>
+            <w:r>
+              <w:rPr>
+                <w:rFonts w:hint="eastAsia"/>
+              </w:rPr>
+              <w:t>基本料金</w:t>
+            </w:r>
+            <w:r>
+              <w:t>を選択する。</w:t>
             </w:r>
           </w:p>
           <w:p>
@@ -3065,7 +4302,7 @@
               <w:pStyle w:val="af1"/>
               <w:numPr>
                 <w:ilvl w:val="0"/>
-                <w:numId w:val="12"/>
+                <w:numId w:val="15"/>
               </w:numPr>
             </w:pPr>
             <w:r>
@@ -3078,7 +4315,13 @@
               <w:rPr>
                 <w:rFonts w:hint="eastAsia"/>
               </w:rPr>
-              <w:t>加入者情報を表示する。</w:t>
+              <w:t>料金情報</w:t>
+            </w:r>
+            <w:r>
+              <w:rPr>
+                <w:rFonts w:hint="eastAsia"/>
+              </w:rPr>
+              <w:t>を表示する。</w:t>
             </w:r>
           </w:p>
           <w:p>
@@ -3086,11 +4329,20 @@
               <w:pStyle w:val="af1"/>
               <w:numPr>
                 <w:ilvl w:val="0"/>
-                <w:numId w:val="12"/>
+                <w:numId w:val="15"/>
               </w:numPr>
             </w:pPr>
             <w:r>
-              <w:t>管理者は、加入者情報を</w:t>
+              <w:t>管理者は、</w:t>
+            </w:r>
+            <w:r>
+              <w:rPr>
+                <w:rFonts w:hint="eastAsia"/>
+              </w:rPr>
+              <w:t>料金情報</w:t>
+            </w:r>
+            <w:r>
+              <w:t>を</w:t>
             </w:r>
             <w:r>
               <w:rPr>
@@ -3113,11 +4365,10 @@
               <w:pStyle w:val="af1"/>
               <w:numPr>
                 <w:ilvl w:val="0"/>
-                <w:numId w:val="12"/>
+                <w:numId w:val="15"/>
               </w:numPr>
             </w:pPr>
             <w:r>
-              <w:lastRenderedPageBreak/>
               <w:t>サービス管理システム</w:t>
             </w:r>
             <w:r>
@@ -3127,7 +4378,19 @@
               <w:rPr>
                 <w:rFonts w:hint="eastAsia"/>
               </w:rPr>
-              <w:t>、加入者情報を</w:t>
+              <w:t>、</w:t>
+            </w:r>
+            <w:r>
+              <w:rPr>
+                <w:rFonts w:hint="eastAsia"/>
+              </w:rPr>
+              <w:t>料金情報</w:t>
+            </w:r>
+            <w:r>
+              <w:rPr>
+                <w:rFonts w:hint="eastAsia"/>
+              </w:rPr>
+              <w:t>を</w:t>
             </w:r>
             <w:r>
               <w:rPr>
@@ -3140,18 +4403,6 @@
                 <w:rFonts w:hint="eastAsia"/>
               </w:rPr>
               <w:t>する。</w:t>
-            </w:r>
-          </w:p>
-          <w:p>
-            <w:pPr>
-              <w:pStyle w:val="af1"/>
-              <w:numPr>
-                <w:ilvl w:val="0"/>
-                <w:numId w:val="12"/>
-              </w:numPr>
-            </w:pPr>
-            <w:r>
-              <w:t>管理者は、加入者情報を確認する</w:t>
             </w:r>
           </w:p>
         </w:tc>
@@ -3166,6 +4417,7 @@
               <w:pStyle w:val="af1"/>
             </w:pPr>
             <w:r>
+              <w:lastRenderedPageBreak/>
               <w:t>拡張シナリオ</w:t>
             </w:r>
           </w:p>
@@ -3234,19 +4486,7 @@
               <w:rPr>
                 <w:rFonts w:hint="eastAsia"/>
               </w:rPr>
-              <w:t>加入者情報が</w:t>
-            </w:r>
-            <w:r>
-              <w:rPr>
-                <w:rFonts w:hint="eastAsia"/>
-              </w:rPr>
-              <w:t>削除</w:t>
-            </w:r>
-            <w:r>
-              <w:rPr>
-                <w:rFonts w:hint="eastAsia"/>
-              </w:rPr>
-              <w:t>される</w:t>
+              <w:t>加入者情報が削除される</w:t>
             </w:r>
           </w:p>
         </w:tc>
@@ -3256,12 +4496,12 @@
       <w:pPr>
         <w:pStyle w:val="3"/>
       </w:pPr>
-      <w:bookmarkStart w:id="5" w:name="_Toc209773776"/>
+      <w:bookmarkStart w:id="5" w:name="_Toc209773777"/>
       <w:r>
         <w:rPr>
           <w:rFonts w:hint="eastAsia"/>
         </w:rPr>
-        <w:t>料金管理</w:t>
+        <w:t>請求データ作成</w:t>
       </w:r>
       <w:r>
         <w:rPr>
@@ -3310,13 +4550,7 @@
               <w:rPr>
                 <w:rFonts w:hint="eastAsia"/>
               </w:rPr>
-              <w:t>料金情報</w:t>
-            </w:r>
-            <w:r>
-              <w:rPr>
-                <w:rFonts w:hint="eastAsia"/>
-              </w:rPr>
-              <w:t>を登録する</w:t>
+              <w:t>請求データを作成する</w:t>
             </w:r>
           </w:p>
         </w:tc>
@@ -3347,7 +4581,7 @@
               <w:rPr>
                 <w:rFonts w:hint="eastAsia"/>
               </w:rPr>
-              <w:t>管理者</w:t>
+              <w:t>サービス管理システム</w:t>
             </w:r>
           </w:p>
         </w:tc>
@@ -3376,11 +4610,9 @@
             </w:pPr>
             <w:r>
               <w:rPr>
-                <w:rFonts w:ascii="游明朝" w:eastAsia="游明朝" w:hAnsi="游明朝" w:cs="游明朝"/>
-                <w:color w:val="000000" w:themeColor="text1"/>
-                <w:szCs w:val="21"/>
-              </w:rPr>
-              <w:t>登録対象が登録されていないこと</w:t>
+                <w:rFonts w:hint="eastAsia"/>
+              </w:rPr>
+              <w:t>このユースケースは毎月1日に1回実行されること</w:t>
             </w:r>
           </w:p>
         </w:tc>
@@ -3408,14 +4640,32 @@
               <w:pStyle w:val="af1"/>
               <w:numPr>
                 <w:ilvl w:val="0"/>
-                <w:numId w:val="13"/>
+                <w:numId w:val="16"/>
               </w:numPr>
             </w:pPr>
             <w:r>
               <w:rPr>
                 <w:rFonts w:hint="eastAsia"/>
               </w:rPr>
-              <w:t>管理者は、基本料金登録画面を表示する</w:t>
+              <w:t>サービス管理システム</w:t>
+            </w:r>
+            <w:r>
+              <w:rPr>
+                <w:rFonts w:hint="eastAsia"/>
+              </w:rPr>
+              <w:t>は、加入者ごと基本料金と追加オプション料金を</w:t>
+            </w:r>
+            <w:r>
+              <w:rPr>
+                <w:rFonts w:hint="eastAsia"/>
+              </w:rPr>
+              <w:t>集計</w:t>
+            </w:r>
+            <w:r>
+              <w:rPr>
+                <w:rFonts w:hint="eastAsia"/>
+              </w:rPr>
+              <w:t>し、請求データを作成する。</w:t>
             </w:r>
           </w:p>
           <w:p>
@@ -3423,20 +4673,32 @@
               <w:pStyle w:val="af1"/>
               <w:numPr>
                 <w:ilvl w:val="0"/>
-                <w:numId w:val="13"/>
+                <w:numId w:val="16"/>
               </w:numPr>
             </w:pPr>
             <w:r>
               <w:rPr>
                 <w:rFonts w:hint="eastAsia"/>
               </w:rPr>
-              <w:t>サービス管理システム</w:t>
-            </w:r>
-            <w:r>
-              <w:rPr>
-                <w:rFonts w:hint="eastAsia"/>
-              </w:rPr>
-              <w:t>は、基本料金登録画面を表示する</w:t>
+              <w:t>請求データおよび請求明細データ</w:t>
+            </w:r>
+            <w:r>
+              <w:rPr>
+                <w:rFonts w:hint="eastAsia"/>
+              </w:rPr>
+              <w:t>テーブルに</w:t>
+            </w:r>
+            <w:r>
+              <w:rPr>
+                <w:rFonts w:hint="eastAsia"/>
+              </w:rPr>
+              <w:t>トランザクションとしてレコード</w:t>
+            </w:r>
+            <w:r>
+              <w:rPr>
+                <w:rFonts w:hint="eastAsia"/>
+              </w:rPr>
+              <w:t>追加する。</w:t>
             </w:r>
           </w:p>
           <w:p>
@@ -3444,92 +4706,14 @@
               <w:pStyle w:val="af1"/>
               <w:numPr>
                 <w:ilvl w:val="0"/>
-                <w:numId w:val="13"/>
+                <w:numId w:val="16"/>
               </w:numPr>
             </w:pPr>
             <w:r>
               <w:rPr>
                 <w:rFonts w:hint="eastAsia"/>
               </w:rPr>
-              <w:t>管理者は</w:t>
-            </w:r>
-            <w:r>
-              <w:rPr>
-                <w:rFonts w:hint="eastAsia"/>
-              </w:rPr>
-              <w:t>料金情報</w:t>
-            </w:r>
-            <w:r>
-              <w:rPr>
-                <w:rFonts w:hint="eastAsia"/>
-              </w:rPr>
-              <w:t>を登録する。</w:t>
-            </w:r>
-          </w:p>
-          <w:p>
-            <w:pPr>
-              <w:pStyle w:val="af1"/>
-              <w:numPr>
-                <w:ilvl w:val="0"/>
-                <w:numId w:val="13"/>
-              </w:numPr>
-            </w:pPr>
-            <w:r>
-              <w:rPr>
-                <w:rFonts w:hint="eastAsia"/>
-              </w:rPr>
-              <w:t>サービス管理システム</w:t>
-            </w:r>
-            <w:r>
-              <w:rPr>
-                <w:rFonts w:hint="eastAsia"/>
-              </w:rPr>
-              <w:t>は、</w:t>
-            </w:r>
-            <w:r>
-              <w:rPr>
-                <w:rFonts w:hint="eastAsia"/>
-              </w:rPr>
-              <w:t>料金情報</w:t>
-            </w:r>
-            <w:r>
-              <w:rPr>
-                <w:rFonts w:hint="eastAsia"/>
-              </w:rPr>
-              <w:t>を</w:t>
-            </w:r>
-            <w:r>
-              <w:rPr>
-                <w:rFonts w:hint="eastAsia"/>
-              </w:rPr>
-              <w:t>保存</w:t>
-            </w:r>
-            <w:r>
-              <w:rPr>
-                <w:rFonts w:hint="eastAsia"/>
-              </w:rPr>
-              <w:t>する</w:t>
-            </w:r>
-          </w:p>
-          <w:p>
-            <w:pPr>
-              <w:pStyle w:val="af1"/>
-              <w:numPr>
-                <w:ilvl w:val="0"/>
-                <w:numId w:val="13"/>
-              </w:numPr>
-            </w:pPr>
-            <w:r>
-              <w:t>管理者は、</w:t>
-            </w:r>
-            <w:r>
-              <w:rPr>
-                <w:rFonts w:hint="eastAsia"/>
-              </w:rPr>
-              <w:t>料金情報</w:t>
-            </w:r>
-            <w:r>
-              <w:t>を確認する</w:t>
+              <w:t>サービス管理システムはトランザクションを確定する。</w:t>
             </w:r>
           </w:p>
         </w:tc>
@@ -3560,31 +4744,34 @@
               <w:rPr>
                 <w:rFonts w:hint="eastAsia"/>
               </w:rPr>
-              <w:t>4</w:t>
+              <w:t>2</w:t>
             </w:r>
             <w:r>
               <w:t xml:space="preserve">a. </w:t>
             </w:r>
             <w:r>
-              <w:t>サービス管理システム</w:t>
-            </w:r>
-            <w:r>
-              <w:t>は</w:t>
-            </w:r>
-            <w:r>
-              <w:rPr>
-                <w:rFonts w:hint="eastAsia"/>
-              </w:rPr>
-              <w:t>入力</w:t>
-            </w:r>
-            <w:r>
-              <w:t>エラー</w:t>
-            </w:r>
-            <w:r>
-              <w:rPr>
-                <w:rFonts w:hint="eastAsia"/>
-              </w:rPr>
-              <w:t>を表示する</w:t>
+              <w:rPr>
+                <w:rFonts w:hint="eastAsia"/>
+              </w:rPr>
+              <w:t>処理中にエラーが発生した場合は</w:t>
+            </w:r>
+            <w:r>
+              <w:rPr>
+                <w:rFonts w:hint="eastAsia"/>
+              </w:rPr>
+              <w:t>中断し、</w:t>
+            </w:r>
+            <w:r>
+              <w:rPr>
+                <w:rFonts w:hint="eastAsia"/>
+              </w:rPr>
+              <w:t>トランザクションを破棄する</w:t>
+            </w:r>
+            <w:r>
+              <w:rPr>
+                <w:rFonts w:hint="eastAsia"/>
+              </w:rPr>
+              <w:t>。</w:t>
             </w:r>
           </w:p>
         </w:tc>
@@ -3618,13 +4805,31 @@
               <w:rPr>
                 <w:rFonts w:hint="eastAsia"/>
               </w:rPr>
-              <w:t>料金情報</w:t>
-            </w:r>
-            <w:r>
-              <w:rPr>
-                <w:rFonts w:hint="eastAsia"/>
-              </w:rPr>
-              <w:t>がデータベースに登録される</w:t>
+              <w:t>当月</w:t>
+            </w:r>
+            <w:r>
+              <w:rPr>
+                <w:rFonts w:hint="eastAsia"/>
+              </w:rPr>
+              <w:t>分の</w:t>
+            </w:r>
+            <w:r>
+              <w:rPr>
+                <w:rFonts w:hint="eastAsia"/>
+              </w:rPr>
+              <w:t>請求データ</w:t>
+            </w:r>
+            <w:r>
+              <w:rPr>
+                <w:rFonts w:hint="eastAsia"/>
+              </w:rPr>
+              <w:t>および請求明細データ</w:t>
+            </w:r>
+            <w:r>
+              <w:rPr>
+                <w:rFonts w:hint="eastAsia"/>
+              </w:rPr>
+              <w:t>が作成される</w:t>
             </w:r>
           </w:p>
         </w:tc>
@@ -3632,887 +4837,23 @@
     </w:tbl>
     <w:p>
       <w:pPr>
-        <w:pStyle w:val="af0"/>
-      </w:pPr>
-    </w:p>
-    <w:tbl>
-      <w:tblPr>
-        <w:tblStyle w:val="a4"/>
-        <w:tblW w:w="0" w:type="auto"/>
-        <w:tblLook w:val="04A0" w:firstRow="1" w:lastRow="0" w:firstColumn="1" w:lastColumn="0" w:noHBand="0" w:noVBand="1"/>
-      </w:tblPr>
-      <w:tblGrid>
-        <w:gridCol w:w="1838"/>
-        <w:gridCol w:w="6656"/>
-      </w:tblGrid>
-      <w:tr>
-        <w:tc>
-          <w:tcPr>
-            <w:tcW w:w="1838" w:type="dxa"/>
-          </w:tcPr>
-          <w:p>
-            <w:pPr>
-              <w:pStyle w:val="af1"/>
-            </w:pPr>
-            <w:r>
-              <w:rPr>
-                <w:rFonts w:hint="eastAsia"/>
-              </w:rPr>
-              <w:t>ユースケース名</w:t>
-            </w:r>
-          </w:p>
-        </w:tc>
-        <w:tc>
-          <w:tcPr>
-            <w:tcW w:w="6656" w:type="dxa"/>
-          </w:tcPr>
-          <w:p>
-            <w:pPr>
-              <w:pStyle w:val="af1"/>
-            </w:pPr>
-            <w:r>
-              <w:rPr>
-                <w:rFonts w:hint="eastAsia"/>
-              </w:rPr>
-              <w:t>料金</w:t>
-            </w:r>
-            <w:r>
-              <w:rPr>
-                <w:rFonts w:hint="eastAsia"/>
-              </w:rPr>
-              <w:t>情報を編集する</w:t>
-            </w:r>
-          </w:p>
-        </w:tc>
-      </w:tr>
-      <w:tr>
-        <w:tc>
-          <w:tcPr>
-            <w:tcW w:w="1838" w:type="dxa"/>
-          </w:tcPr>
-          <w:p>
-            <w:pPr>
-              <w:pStyle w:val="af1"/>
-            </w:pPr>
-            <w:r>
-              <w:t>主アクター</w:t>
-            </w:r>
-          </w:p>
-        </w:tc>
-        <w:tc>
-          <w:tcPr>
-            <w:tcW w:w="6656" w:type="dxa"/>
-          </w:tcPr>
-          <w:p>
-            <w:pPr>
-              <w:pStyle w:val="af1"/>
-            </w:pPr>
-            <w:r>
-              <w:rPr>
-                <w:rFonts w:hint="eastAsia"/>
-              </w:rPr>
-              <w:t>管理者</w:t>
-            </w:r>
-          </w:p>
-        </w:tc>
-      </w:tr>
-      <w:tr>
-        <w:tc>
-          <w:tcPr>
-            <w:tcW w:w="1838" w:type="dxa"/>
-          </w:tcPr>
-          <w:p>
-            <w:pPr>
-              <w:pStyle w:val="af1"/>
-            </w:pPr>
-            <w:r>
-              <w:t>事前条件</w:t>
-            </w:r>
-          </w:p>
-        </w:tc>
-        <w:tc>
-          <w:tcPr>
-            <w:tcW w:w="6656" w:type="dxa"/>
-          </w:tcPr>
-          <w:p>
-            <w:pPr>
-              <w:pStyle w:val="af1"/>
-            </w:pPr>
-            <w:r>
-              <w:rPr>
-                <w:rFonts w:hint="eastAsia"/>
-              </w:rPr>
-              <w:t>料金</w:t>
-            </w:r>
-            <w:r>
-              <w:rPr>
-                <w:rFonts w:hint="eastAsia"/>
-              </w:rPr>
-              <w:t>情報が登録済みであること</w:t>
-            </w:r>
-          </w:p>
-        </w:tc>
-      </w:tr>
-      <w:tr>
-        <w:tc>
-          <w:tcPr>
-            <w:tcW w:w="1838" w:type="dxa"/>
-          </w:tcPr>
-          <w:p>
-            <w:pPr>
-              <w:pStyle w:val="af1"/>
-            </w:pPr>
-            <w:r>
-              <w:t>主シナリオ</w:t>
-            </w:r>
-          </w:p>
-        </w:tc>
-        <w:tc>
-          <w:tcPr>
-            <w:tcW w:w="6656" w:type="dxa"/>
-          </w:tcPr>
-          <w:p>
-            <w:pPr>
-              <w:pStyle w:val="af1"/>
-              <w:numPr>
-                <w:ilvl w:val="0"/>
-                <w:numId w:val="14"/>
-              </w:numPr>
-            </w:pPr>
-            <w:r>
-              <w:rPr>
-                <w:rFonts w:hint="eastAsia"/>
-              </w:rPr>
-              <w:t>管理者は、</w:t>
-            </w:r>
-            <w:r>
-              <w:rPr>
-                <w:rFonts w:hint="eastAsia"/>
-              </w:rPr>
-              <w:t>料金情報</w:t>
-            </w:r>
-            <w:r>
-              <w:rPr>
-                <w:rFonts w:hint="eastAsia"/>
-              </w:rPr>
-              <w:t>を検索する</w:t>
-            </w:r>
-          </w:p>
-          <w:p>
-            <w:pPr>
-              <w:pStyle w:val="af1"/>
-              <w:numPr>
-                <w:ilvl w:val="0"/>
-                <w:numId w:val="14"/>
-              </w:numPr>
-            </w:pPr>
-            <w:r>
-              <w:t>サービス管理システム</w:t>
-            </w:r>
-            <w:r>
-              <w:t>は、</w:t>
-            </w:r>
-            <w:r>
-              <w:rPr>
-                <w:rFonts w:hint="eastAsia"/>
-              </w:rPr>
-              <w:t>料金情報</w:t>
-            </w:r>
-            <w:r>
-              <w:rPr>
-                <w:rFonts w:hint="eastAsia"/>
-              </w:rPr>
-              <w:t>の一覧を</w:t>
-            </w:r>
-            <w:r>
-              <w:t>名前</w:t>
-            </w:r>
-            <w:r>
-              <w:rPr>
-                <w:rFonts w:hint="eastAsia"/>
-              </w:rPr>
-              <w:t>基準に昇順で表示する。</w:t>
-            </w:r>
-          </w:p>
-          <w:p>
-            <w:pPr>
-              <w:pStyle w:val="af1"/>
-              <w:numPr>
-                <w:ilvl w:val="0"/>
-                <w:numId w:val="14"/>
-              </w:numPr>
-            </w:pPr>
-            <w:r>
-              <w:t>管理者は、一覧から対象の</w:t>
-            </w:r>
-            <w:r>
-              <w:rPr>
-                <w:rFonts w:hint="eastAsia"/>
-              </w:rPr>
-              <w:t>基本料金</w:t>
-            </w:r>
-            <w:r>
-              <w:t>を選択する。</w:t>
-            </w:r>
-          </w:p>
-          <w:p>
-            <w:pPr>
-              <w:pStyle w:val="af1"/>
-              <w:numPr>
-                <w:ilvl w:val="0"/>
-                <w:numId w:val="14"/>
-              </w:numPr>
-            </w:pPr>
-            <w:r>
-              <w:t>サービス管理システム</w:t>
-            </w:r>
-            <w:r>
-              <w:t>は</w:t>
-            </w:r>
-            <w:r>
-              <w:rPr>
-                <w:rFonts w:hint="eastAsia"/>
-              </w:rPr>
-              <w:t>料金情報</w:t>
-            </w:r>
-            <w:r>
-              <w:rPr>
-                <w:rFonts w:hint="eastAsia"/>
-              </w:rPr>
-              <w:t>を表示する。</w:t>
-            </w:r>
-          </w:p>
-          <w:p>
-            <w:pPr>
-              <w:pStyle w:val="af1"/>
-              <w:numPr>
-                <w:ilvl w:val="0"/>
-                <w:numId w:val="14"/>
-              </w:numPr>
-            </w:pPr>
-            <w:r>
-              <w:t>管理者は、</w:t>
-            </w:r>
-            <w:r>
-              <w:rPr>
-                <w:rFonts w:hint="eastAsia"/>
-              </w:rPr>
-              <w:t>料金情報</w:t>
-            </w:r>
-            <w:r>
-              <w:t>を</w:t>
-            </w:r>
-            <w:r>
-              <w:rPr>
-                <w:rFonts w:hint="eastAsia"/>
-              </w:rPr>
-              <w:t>修正</w:t>
-            </w:r>
-            <w:r>
-              <w:t>する</w:t>
-            </w:r>
-            <w:r>
-              <w:rPr>
-                <w:rFonts w:hint="eastAsia"/>
-              </w:rPr>
-              <w:t>。</w:t>
-            </w:r>
-          </w:p>
-          <w:p>
-            <w:pPr>
-              <w:pStyle w:val="af1"/>
-              <w:numPr>
-                <w:ilvl w:val="0"/>
-                <w:numId w:val="14"/>
-              </w:numPr>
-            </w:pPr>
-            <w:r>
-              <w:t>サービス管理システム</w:t>
-            </w:r>
-            <w:r>
-              <w:t>は</w:t>
-            </w:r>
-            <w:r>
-              <w:rPr>
-                <w:rFonts w:hint="eastAsia"/>
-              </w:rPr>
-              <w:t>、</w:t>
-            </w:r>
-            <w:r>
-              <w:rPr>
-                <w:rFonts w:hint="eastAsia"/>
-              </w:rPr>
-              <w:t>料金情報</w:t>
-            </w:r>
-            <w:r>
-              <w:rPr>
-                <w:rFonts w:hint="eastAsia"/>
-              </w:rPr>
-              <w:t>を</w:t>
-            </w:r>
-            <w:r>
-              <w:rPr>
-                <w:rFonts w:hint="eastAsia"/>
-              </w:rPr>
-              <w:t>保存</w:t>
-            </w:r>
-            <w:r>
-              <w:rPr>
-                <w:rFonts w:hint="eastAsia"/>
-              </w:rPr>
-              <w:t>する。</w:t>
-            </w:r>
-          </w:p>
-          <w:p>
-            <w:pPr>
-              <w:pStyle w:val="af1"/>
-              <w:numPr>
-                <w:ilvl w:val="0"/>
-                <w:numId w:val="14"/>
-              </w:numPr>
-            </w:pPr>
-            <w:r>
-              <w:t>管理者は、</w:t>
-            </w:r>
-            <w:r>
-              <w:rPr>
-                <w:rFonts w:hint="eastAsia"/>
-              </w:rPr>
-              <w:t>料金情報</w:t>
-            </w:r>
-            <w:r>
-              <w:t>を確認する</w:t>
-            </w:r>
-          </w:p>
-        </w:tc>
-      </w:tr>
-      <w:tr>
-        <w:tc>
-          <w:tcPr>
-            <w:tcW w:w="1838" w:type="dxa"/>
-          </w:tcPr>
-          <w:p>
-            <w:pPr>
-              <w:pStyle w:val="af1"/>
-            </w:pPr>
-            <w:r>
-              <w:t>拡張シナリオ</w:t>
-            </w:r>
-          </w:p>
-        </w:tc>
-        <w:tc>
-          <w:tcPr>
-            <w:tcW w:w="6656" w:type="dxa"/>
-          </w:tcPr>
-          <w:p>
-            <w:pPr>
-              <w:pStyle w:val="af1"/>
-            </w:pPr>
-            <w:r>
-              <w:t xml:space="preserve">6a. </w:t>
-            </w:r>
-            <w:r>
-              <w:t>サービス管理システム</w:t>
-            </w:r>
-            <w:r>
-              <w:t>は</w:t>
-            </w:r>
-            <w:r>
-              <w:rPr>
-                <w:rFonts w:hint="eastAsia"/>
-              </w:rPr>
-              <w:t>入力</w:t>
-            </w:r>
-            <w:r>
-              <w:t>エラー</w:t>
-            </w:r>
-            <w:r>
-              <w:rPr>
-                <w:rFonts w:hint="eastAsia"/>
-              </w:rPr>
-              <w:t>を表示する</w:t>
-            </w:r>
-          </w:p>
-        </w:tc>
-      </w:tr>
-      <w:tr>
-        <w:tc>
-          <w:tcPr>
-            <w:tcW w:w="1838" w:type="dxa"/>
-          </w:tcPr>
-          <w:p>
-            <w:pPr>
-              <w:pStyle w:val="af1"/>
-              <w:spacing w:after="120"/>
-            </w:pPr>
-            <w:r>
-              <w:t>成功時</w:t>
-            </w:r>
-            <w:r>
-              <w:t>保証</w:t>
-            </w:r>
-          </w:p>
-        </w:tc>
-        <w:tc>
-          <w:tcPr>
-            <w:tcW w:w="6656" w:type="dxa"/>
-          </w:tcPr>
-          <w:p>
-            <w:pPr>
-              <w:pStyle w:val="af1"/>
-              <w:spacing w:after="120"/>
-            </w:pPr>
-            <w:r>
-              <w:rPr>
-                <w:rFonts w:hint="eastAsia"/>
-              </w:rPr>
-              <w:t>料金情報</w:t>
-            </w:r>
-            <w:r>
-              <w:rPr>
-                <w:rFonts w:hint="eastAsia"/>
-              </w:rPr>
-              <w:t>が更新される</w:t>
-            </w:r>
-          </w:p>
-        </w:tc>
-      </w:tr>
-    </w:tbl>
-    <w:p>
-      <w:pPr>
-        <w:pStyle w:val="af0"/>
-      </w:pPr>
-    </w:p>
-    <w:tbl>
-      <w:tblPr>
-        <w:tblStyle w:val="a4"/>
-        <w:tblW w:w="0" w:type="auto"/>
-        <w:tblLook w:val="04A0" w:firstRow="1" w:lastRow="0" w:firstColumn="1" w:lastColumn="0" w:noHBand="0" w:noVBand="1"/>
-      </w:tblPr>
-      <w:tblGrid>
-        <w:gridCol w:w="1838"/>
-        <w:gridCol w:w="6656"/>
-      </w:tblGrid>
-      <w:tr>
-        <w:tc>
-          <w:tcPr>
-            <w:tcW w:w="1838" w:type="dxa"/>
-          </w:tcPr>
-          <w:p>
-            <w:pPr>
-              <w:pStyle w:val="af1"/>
-            </w:pPr>
-            <w:r>
-              <w:rPr>
-                <w:rFonts w:hint="eastAsia"/>
-              </w:rPr>
-              <w:t>ユースケース名</w:t>
-            </w:r>
-          </w:p>
-        </w:tc>
-        <w:tc>
-          <w:tcPr>
-            <w:tcW w:w="6656" w:type="dxa"/>
-          </w:tcPr>
-          <w:p>
-            <w:pPr>
-              <w:pStyle w:val="af1"/>
-            </w:pPr>
-            <w:r>
-              <w:rPr>
-                <w:rFonts w:hint="eastAsia"/>
-              </w:rPr>
-              <w:t>料金情報</w:t>
-            </w:r>
-            <w:r>
-              <w:rPr>
-                <w:rFonts w:hint="eastAsia"/>
-              </w:rPr>
-              <w:t>を削除する</w:t>
-            </w:r>
-          </w:p>
-        </w:tc>
-      </w:tr>
-      <w:tr>
-        <w:tc>
-          <w:tcPr>
-            <w:tcW w:w="1838" w:type="dxa"/>
-          </w:tcPr>
-          <w:p>
-            <w:pPr>
-              <w:pStyle w:val="af1"/>
-            </w:pPr>
-            <w:r>
-              <w:t>主アクター</w:t>
-            </w:r>
-          </w:p>
-        </w:tc>
-        <w:tc>
-          <w:tcPr>
-            <w:tcW w:w="6656" w:type="dxa"/>
-          </w:tcPr>
-          <w:p>
-            <w:pPr>
-              <w:pStyle w:val="af1"/>
-            </w:pPr>
-            <w:r>
-              <w:rPr>
-                <w:rFonts w:hint="eastAsia"/>
-              </w:rPr>
-              <w:t>管理者</w:t>
-            </w:r>
-          </w:p>
-        </w:tc>
-      </w:tr>
-      <w:tr>
-        <w:tc>
-          <w:tcPr>
-            <w:tcW w:w="1838" w:type="dxa"/>
-          </w:tcPr>
-          <w:p>
-            <w:pPr>
-              <w:pStyle w:val="af1"/>
-            </w:pPr>
-            <w:r>
-              <w:t>事前条件</w:t>
-            </w:r>
-          </w:p>
-        </w:tc>
-        <w:tc>
-          <w:tcPr>
-            <w:tcW w:w="6656" w:type="dxa"/>
-          </w:tcPr>
-          <w:p>
-            <w:pPr>
-              <w:pStyle w:val="af1"/>
-            </w:pPr>
-            <w:r>
-              <w:rPr>
-                <w:rFonts w:hint="eastAsia"/>
-              </w:rPr>
-              <w:t>料金情報</w:t>
-            </w:r>
-            <w:r>
-              <w:rPr>
-                <w:rFonts w:hint="eastAsia"/>
-              </w:rPr>
-              <w:t>が登録済みであること</w:t>
-            </w:r>
-          </w:p>
-        </w:tc>
-      </w:tr>
-      <w:tr>
-        <w:tc>
-          <w:tcPr>
-            <w:tcW w:w="1838" w:type="dxa"/>
-          </w:tcPr>
-          <w:p>
-            <w:pPr>
-              <w:pStyle w:val="af1"/>
-            </w:pPr>
-            <w:r>
-              <w:t>主シナリオ</w:t>
-            </w:r>
-          </w:p>
-        </w:tc>
-        <w:tc>
-          <w:tcPr>
-            <w:tcW w:w="6656" w:type="dxa"/>
-          </w:tcPr>
-          <w:p>
-            <w:pPr>
-              <w:pStyle w:val="af1"/>
-              <w:numPr>
-                <w:ilvl w:val="0"/>
-                <w:numId w:val="15"/>
-              </w:numPr>
-            </w:pPr>
-            <w:r>
-              <w:rPr>
-                <w:rFonts w:hint="eastAsia"/>
-              </w:rPr>
-              <w:t>管理者は、</w:t>
-            </w:r>
-            <w:r>
-              <w:rPr>
-                <w:rFonts w:hint="eastAsia"/>
-              </w:rPr>
-              <w:t>料金情報</w:t>
-            </w:r>
-            <w:r>
-              <w:rPr>
-                <w:rFonts w:hint="eastAsia"/>
-              </w:rPr>
-              <w:t>を検索する</w:t>
-            </w:r>
-          </w:p>
-          <w:p>
-            <w:pPr>
-              <w:pStyle w:val="af1"/>
-              <w:numPr>
-                <w:ilvl w:val="0"/>
-                <w:numId w:val="15"/>
-              </w:numPr>
-            </w:pPr>
-            <w:r>
-              <w:lastRenderedPageBreak/>
-              <w:t>サービス管理システム</w:t>
-            </w:r>
-            <w:r>
-              <w:t>は、</w:t>
-            </w:r>
-            <w:r>
-              <w:rPr>
-                <w:rFonts w:hint="eastAsia"/>
-              </w:rPr>
-              <w:t>料金情報</w:t>
-            </w:r>
-            <w:r>
-              <w:rPr>
-                <w:rFonts w:hint="eastAsia"/>
-              </w:rPr>
-              <w:t>の一覧を</w:t>
-            </w:r>
-            <w:r>
-              <w:t>名前</w:t>
-            </w:r>
-            <w:r>
-              <w:rPr>
-                <w:rFonts w:hint="eastAsia"/>
-              </w:rPr>
-              <w:t>基準に昇順で表示する。</w:t>
-            </w:r>
-          </w:p>
-          <w:p>
-            <w:pPr>
-              <w:pStyle w:val="af1"/>
-              <w:numPr>
-                <w:ilvl w:val="0"/>
-                <w:numId w:val="15"/>
-              </w:numPr>
-            </w:pPr>
-            <w:r>
-              <w:t>管理者は、一覧から対象の</w:t>
-            </w:r>
-            <w:r>
-              <w:rPr>
-                <w:rFonts w:hint="eastAsia"/>
-              </w:rPr>
-              <w:t>基本料金</w:t>
-            </w:r>
-            <w:r>
-              <w:t>を選択する。</w:t>
-            </w:r>
-          </w:p>
-          <w:p>
-            <w:pPr>
-              <w:pStyle w:val="af1"/>
-              <w:numPr>
-                <w:ilvl w:val="0"/>
-                <w:numId w:val="15"/>
-              </w:numPr>
-            </w:pPr>
-            <w:r>
-              <w:t>サービス管理システム</w:t>
-            </w:r>
-            <w:r>
-              <w:t>は</w:t>
-            </w:r>
-            <w:r>
-              <w:rPr>
-                <w:rFonts w:hint="eastAsia"/>
-              </w:rPr>
-              <w:t>料金情報</w:t>
-            </w:r>
-            <w:r>
-              <w:rPr>
-                <w:rFonts w:hint="eastAsia"/>
-              </w:rPr>
-              <w:t>を表示する。</w:t>
-            </w:r>
-          </w:p>
-          <w:p>
-            <w:pPr>
-              <w:pStyle w:val="af1"/>
-              <w:numPr>
-                <w:ilvl w:val="0"/>
-                <w:numId w:val="15"/>
-              </w:numPr>
-            </w:pPr>
-            <w:r>
-              <w:t>管理者は、</w:t>
-            </w:r>
-            <w:r>
-              <w:rPr>
-                <w:rFonts w:hint="eastAsia"/>
-              </w:rPr>
-              <w:t>料金情報</w:t>
-            </w:r>
-            <w:r>
-              <w:t>を</w:t>
-            </w:r>
-            <w:r>
-              <w:rPr>
-                <w:rFonts w:hint="eastAsia"/>
-              </w:rPr>
-              <w:t>削除</w:t>
-            </w:r>
-            <w:r>
-              <w:t>する</w:t>
-            </w:r>
-            <w:r>
-              <w:rPr>
-                <w:rFonts w:hint="eastAsia"/>
-              </w:rPr>
-              <w:t>。</w:t>
-            </w:r>
-          </w:p>
-          <w:p>
-            <w:pPr>
-              <w:pStyle w:val="af1"/>
-              <w:numPr>
-                <w:ilvl w:val="0"/>
-                <w:numId w:val="15"/>
-              </w:numPr>
-            </w:pPr>
-            <w:r>
-              <w:t>サービス管理システム</w:t>
-            </w:r>
-            <w:r>
-              <w:t>は</w:t>
-            </w:r>
-            <w:r>
-              <w:rPr>
-                <w:rFonts w:hint="eastAsia"/>
-              </w:rPr>
-              <w:t>、</w:t>
-            </w:r>
-            <w:r>
-              <w:rPr>
-                <w:rFonts w:hint="eastAsia"/>
-              </w:rPr>
-              <w:t>料金情報</w:t>
-            </w:r>
-            <w:r>
-              <w:rPr>
-                <w:rFonts w:hint="eastAsia"/>
-              </w:rPr>
-              <w:t>を</w:t>
-            </w:r>
-            <w:r>
-              <w:rPr>
-                <w:rFonts w:hint="eastAsia"/>
-              </w:rPr>
-              <w:t>保存</w:t>
-            </w:r>
-            <w:r>
-              <w:rPr>
-                <w:rFonts w:hint="eastAsia"/>
-              </w:rPr>
-              <w:t>する。</w:t>
-            </w:r>
-          </w:p>
-        </w:tc>
-      </w:tr>
-      <w:tr>
-        <w:tc>
-          <w:tcPr>
-            <w:tcW w:w="1838" w:type="dxa"/>
-          </w:tcPr>
-          <w:p>
-            <w:pPr>
-              <w:pStyle w:val="af1"/>
-            </w:pPr>
-            <w:r>
-              <w:lastRenderedPageBreak/>
-              <w:t>拡張シナリオ</w:t>
-            </w:r>
-          </w:p>
-        </w:tc>
-        <w:tc>
-          <w:tcPr>
-            <w:tcW w:w="6656" w:type="dxa"/>
-          </w:tcPr>
-          <w:p>
-            <w:pPr>
-              <w:pStyle w:val="af1"/>
-            </w:pPr>
-            <w:r>
-              <w:t xml:space="preserve">6a. </w:t>
-            </w:r>
-            <w:r>
-              <w:t>サービス管理システム</w:t>
-            </w:r>
-            <w:r>
-              <w:t>は</w:t>
-            </w:r>
-            <w:r>
-              <w:rPr>
-                <w:rFonts w:hint="eastAsia"/>
-              </w:rPr>
-              <w:t>入力</w:t>
-            </w:r>
-            <w:r>
-              <w:t>エラー</w:t>
-            </w:r>
-            <w:r>
-              <w:rPr>
-                <w:rFonts w:hint="eastAsia"/>
-              </w:rPr>
-              <w:t>を表示する</w:t>
-            </w:r>
-          </w:p>
-        </w:tc>
-      </w:tr>
-      <w:tr>
-        <w:tc>
-          <w:tcPr>
-            <w:tcW w:w="1838" w:type="dxa"/>
-          </w:tcPr>
-          <w:p>
-            <w:pPr>
-              <w:pStyle w:val="af1"/>
-            </w:pPr>
-            <w:r>
-              <w:t>成功時</w:t>
-            </w:r>
-            <w:r>
-              <w:t>保証</w:t>
-            </w:r>
-          </w:p>
-        </w:tc>
-        <w:tc>
-          <w:tcPr>
-            <w:tcW w:w="6656" w:type="dxa"/>
-          </w:tcPr>
-          <w:p>
-            <w:pPr>
-              <w:pStyle w:val="af1"/>
-            </w:pPr>
-            <w:r>
-              <w:rPr>
-                <w:rFonts w:hint="eastAsia"/>
-              </w:rPr>
-              <w:t>加入者情報が削除される</w:t>
-            </w:r>
-          </w:p>
-        </w:tc>
-      </w:tr>
-    </w:tbl>
-    <w:p>
-      <w:pPr>
         <w:pStyle w:val="3"/>
-      </w:pPr>
-      <w:bookmarkStart w:id="6" w:name="_Toc209773777"/>
+        <w:rPr>
+          <w:highlight w:val="yellow"/>
+        </w:rPr>
+      </w:pPr>
+      <w:bookmarkStart w:id="6" w:name="_Toc209773778"/>
       <w:r>
         <w:rPr>
           <w:rFonts w:hint="eastAsia"/>
+          <w:highlight w:val="yellow"/>
         </w:rPr>
-        <w:t>請求データ作成</w:t>
+        <w:t>管理者登録</w:t>
       </w:r>
       <w:r>
         <w:rPr>
           <w:rFonts w:hint="eastAsia"/>
+          <w:highlight w:val="yellow"/>
         </w:rPr>
         <w:t>機能</w:t>
       </w:r>
@@ -4557,8 +4898,10 @@
               <w:rPr>
                 <w:rFonts w:hint="eastAsia"/>
               </w:rPr>
-              <w:t>請求データを作成する</w:t>
-            </w:r>
+              <w:t>管理者情報を登録する</w:t>
+            </w:r>
+            <w:bookmarkStart w:id="7" w:name="_GoBack"/>
+            <w:bookmarkEnd w:id="7"/>
           </w:p>
         </w:tc>
       </w:tr>
@@ -4588,7 +4931,7 @@
               <w:rPr>
                 <w:rFonts w:hint="eastAsia"/>
               </w:rPr>
-              <w:t>サービス管理システム</w:t>
+              <w:t>管理者</w:t>
             </w:r>
           </w:p>
         </w:tc>
@@ -4614,357 +4957,6 @@
           <w:p>
             <w:pPr>
               <w:pStyle w:val="af1"/>
-            </w:pPr>
-            <w:r>
-              <w:rPr>
-                <w:rFonts w:hint="eastAsia"/>
-              </w:rPr>
-              <w:t>このユースケースは毎月1日に1回実行されること</w:t>
-            </w:r>
-          </w:p>
-        </w:tc>
-      </w:tr>
-      <w:tr>
-        <w:tc>
-          <w:tcPr>
-            <w:tcW w:w="1838" w:type="dxa"/>
-          </w:tcPr>
-          <w:p>
-            <w:pPr>
-              <w:pStyle w:val="af1"/>
-            </w:pPr>
-            <w:r>
-              <w:t>主シナリオ</w:t>
-            </w:r>
-          </w:p>
-        </w:tc>
-        <w:tc>
-          <w:tcPr>
-            <w:tcW w:w="6656" w:type="dxa"/>
-          </w:tcPr>
-          <w:p>
-            <w:pPr>
-              <w:pStyle w:val="af1"/>
-              <w:numPr>
-                <w:ilvl w:val="0"/>
-                <w:numId w:val="16"/>
-              </w:numPr>
-            </w:pPr>
-            <w:r>
-              <w:rPr>
-                <w:rFonts w:hint="eastAsia"/>
-              </w:rPr>
-              <w:t>サービス管理システム</w:t>
-            </w:r>
-            <w:r>
-              <w:rPr>
-                <w:rFonts w:hint="eastAsia"/>
-              </w:rPr>
-              <w:t>は、加入者ごと基本料金と追加オプション料金を</w:t>
-            </w:r>
-            <w:r>
-              <w:rPr>
-                <w:rFonts w:hint="eastAsia"/>
-              </w:rPr>
-              <w:t>集計</w:t>
-            </w:r>
-            <w:r>
-              <w:rPr>
-                <w:rFonts w:hint="eastAsia"/>
-              </w:rPr>
-              <w:t>し、請求データを作成する。</w:t>
-            </w:r>
-          </w:p>
-          <w:p>
-            <w:pPr>
-              <w:pStyle w:val="af1"/>
-              <w:numPr>
-                <w:ilvl w:val="0"/>
-                <w:numId w:val="16"/>
-              </w:numPr>
-            </w:pPr>
-            <w:r>
-              <w:rPr>
-                <w:rFonts w:hint="eastAsia"/>
-              </w:rPr>
-              <w:t>請求データおよび請求明細データ</w:t>
-            </w:r>
-            <w:r>
-              <w:rPr>
-                <w:rFonts w:hint="eastAsia"/>
-              </w:rPr>
-              <w:t>テーブルに</w:t>
-            </w:r>
-            <w:r>
-              <w:rPr>
-                <w:rFonts w:hint="eastAsia"/>
-              </w:rPr>
-              <w:t>トランザクションとしてレコード</w:t>
-            </w:r>
-            <w:r>
-              <w:rPr>
-                <w:rFonts w:hint="eastAsia"/>
-              </w:rPr>
-              <w:t>追加する。</w:t>
-            </w:r>
-          </w:p>
-          <w:p>
-            <w:pPr>
-              <w:pStyle w:val="af1"/>
-              <w:numPr>
-                <w:ilvl w:val="0"/>
-                <w:numId w:val="16"/>
-              </w:numPr>
-            </w:pPr>
-            <w:r>
-              <w:rPr>
-                <w:rFonts w:hint="eastAsia"/>
-              </w:rPr>
-              <w:t>サービス管理システムはトランザクションを確定する。</w:t>
-            </w:r>
-          </w:p>
-        </w:tc>
-      </w:tr>
-      <w:tr>
-        <w:tc>
-          <w:tcPr>
-            <w:tcW w:w="1838" w:type="dxa"/>
-          </w:tcPr>
-          <w:p>
-            <w:pPr>
-              <w:pStyle w:val="af1"/>
-            </w:pPr>
-            <w:r>
-              <w:t>拡張シナリオ</w:t>
-            </w:r>
-          </w:p>
-        </w:tc>
-        <w:tc>
-          <w:tcPr>
-            <w:tcW w:w="6656" w:type="dxa"/>
-          </w:tcPr>
-          <w:p>
-            <w:pPr>
-              <w:pStyle w:val="af1"/>
-            </w:pPr>
-            <w:r>
-              <w:rPr>
-                <w:rFonts w:hint="eastAsia"/>
-              </w:rPr>
-              <w:t>2</w:t>
-            </w:r>
-            <w:r>
-              <w:t xml:space="preserve">a. </w:t>
-            </w:r>
-            <w:r>
-              <w:rPr>
-                <w:rFonts w:hint="eastAsia"/>
-              </w:rPr>
-              <w:t>処理中にエラーが発生した場合は</w:t>
-            </w:r>
-            <w:r>
-              <w:rPr>
-                <w:rFonts w:hint="eastAsia"/>
-              </w:rPr>
-              <w:t>中断し、</w:t>
-            </w:r>
-            <w:r>
-              <w:rPr>
-                <w:rFonts w:hint="eastAsia"/>
-              </w:rPr>
-              <w:t>トランザクションを破棄する</w:t>
-            </w:r>
-            <w:r>
-              <w:rPr>
-                <w:rFonts w:hint="eastAsia"/>
-              </w:rPr>
-              <w:t>。</w:t>
-            </w:r>
-          </w:p>
-        </w:tc>
-      </w:tr>
-      <w:tr>
-        <w:tc>
-          <w:tcPr>
-            <w:tcW w:w="1838" w:type="dxa"/>
-          </w:tcPr>
-          <w:p>
-            <w:pPr>
-              <w:pStyle w:val="af1"/>
-            </w:pPr>
-            <w:r>
-              <w:t>成功時</w:t>
-            </w:r>
-            <w:r>
-              <w:t>保証</w:t>
-            </w:r>
-          </w:p>
-        </w:tc>
-        <w:tc>
-          <w:tcPr>
-            <w:tcW w:w="6656" w:type="dxa"/>
-          </w:tcPr>
-          <w:p>
-            <w:pPr>
-              <w:pStyle w:val="af1"/>
-            </w:pPr>
-            <w:r>
-              <w:rPr>
-                <w:rFonts w:hint="eastAsia"/>
-              </w:rPr>
-              <w:t>当月</w:t>
-            </w:r>
-            <w:r>
-              <w:rPr>
-                <w:rFonts w:hint="eastAsia"/>
-              </w:rPr>
-              <w:t>分の</w:t>
-            </w:r>
-            <w:r>
-              <w:rPr>
-                <w:rFonts w:hint="eastAsia"/>
-              </w:rPr>
-              <w:t>請求データ</w:t>
-            </w:r>
-            <w:r>
-              <w:rPr>
-                <w:rFonts w:hint="eastAsia"/>
-              </w:rPr>
-              <w:t>および請求明細データ</w:t>
-            </w:r>
-            <w:r>
-              <w:rPr>
-                <w:rFonts w:hint="eastAsia"/>
-              </w:rPr>
-              <w:t>が作成される</w:t>
-            </w:r>
-          </w:p>
-        </w:tc>
-      </w:tr>
-    </w:tbl>
-    <w:p>
-      <w:pPr>
-        <w:pStyle w:val="3"/>
-        <w:rPr>
-          <w:highlight w:val="yellow"/>
-        </w:rPr>
-      </w:pPr>
-      <w:bookmarkStart w:id="7" w:name="_Toc209773778"/>
-      <w:r>
-        <w:rPr>
-          <w:rFonts w:hint="eastAsia"/>
-          <w:highlight w:val="yellow"/>
-        </w:rPr>
-        <w:t>管理者登録</w:t>
-      </w:r>
-      <w:r>
-        <w:rPr>
-          <w:rFonts w:hint="eastAsia"/>
-          <w:highlight w:val="yellow"/>
-        </w:rPr>
-        <w:t>機能</w:t>
-      </w:r>
-      <w:bookmarkEnd w:id="7"/>
-    </w:p>
-    <w:tbl>
-      <w:tblPr>
-        <w:tblStyle w:val="a4"/>
-        <w:tblW w:w="0" w:type="auto"/>
-        <w:tblLook w:val="04A0" w:firstRow="1" w:lastRow="0" w:firstColumn="1" w:lastColumn="0" w:noHBand="0" w:noVBand="1"/>
-      </w:tblPr>
-      <w:tblGrid>
-        <w:gridCol w:w="1838"/>
-        <w:gridCol w:w="6656"/>
-      </w:tblGrid>
-      <w:tr>
-        <w:tc>
-          <w:tcPr>
-            <w:tcW w:w="1838" w:type="dxa"/>
-          </w:tcPr>
-          <w:p>
-            <w:pPr>
-              <w:pStyle w:val="af1"/>
-            </w:pPr>
-            <w:r>
-              <w:rPr>
-                <w:rFonts w:hint="eastAsia"/>
-              </w:rPr>
-              <w:t>ユースケース名</w:t>
-            </w:r>
-          </w:p>
-        </w:tc>
-        <w:tc>
-          <w:tcPr>
-            <w:tcW w:w="6656" w:type="dxa"/>
-          </w:tcPr>
-          <w:p>
-            <w:pPr>
-              <w:pStyle w:val="af1"/>
-            </w:pPr>
-            <w:r>
-              <w:rPr>
-                <w:rFonts w:hint="eastAsia"/>
-              </w:rPr>
-              <w:t>ログイン認証機能を作成する</w:t>
-            </w:r>
-          </w:p>
-        </w:tc>
-      </w:tr>
-      <w:tr>
-        <w:tc>
-          <w:tcPr>
-            <w:tcW w:w="1838" w:type="dxa"/>
-          </w:tcPr>
-          <w:p>
-            <w:pPr>
-              <w:pStyle w:val="af1"/>
-            </w:pPr>
-            <w:r>
-              <w:t>主アクター</w:t>
-            </w:r>
-          </w:p>
-        </w:tc>
-        <w:tc>
-          <w:tcPr>
-            <w:tcW w:w="6656" w:type="dxa"/>
-          </w:tcPr>
-          <w:p>
-            <w:pPr>
-              <w:pStyle w:val="af1"/>
-            </w:pPr>
-            <w:r>
-              <w:rPr>
-                <w:rFonts w:hint="eastAsia"/>
-              </w:rPr>
-              <w:t>管理者</w:t>
-            </w:r>
-          </w:p>
-        </w:tc>
-      </w:tr>
-      <w:tr>
-        <w:tc>
-          <w:tcPr>
-            <w:tcW w:w="1838" w:type="dxa"/>
-          </w:tcPr>
-          <w:p>
-            <w:pPr>
-              <w:pStyle w:val="af1"/>
-            </w:pPr>
-            <w:r>
-              <w:t>事前条件</w:t>
-            </w:r>
-          </w:p>
-        </w:tc>
-        <w:tc>
-          <w:tcPr>
-            <w:tcW w:w="6656" w:type="dxa"/>
-          </w:tcPr>
-          <w:p>
-            <w:pPr>
-              <w:pStyle w:val="af1"/>
-              <w:rPr>
-                <w:rFonts w:hint="eastAsia"/>
-              </w:rPr>
             </w:pPr>
             <w:r>
               <w:rPr>
@@ -15736,6 +15728,15 @@
 </file>
 
 <file path=customXml/item1.xml><?xml version="1.0" encoding="utf-8"?>
+<?mso-contentType ?>
+<FormTemplates xmlns="http://schemas.microsoft.com/sharepoint/v3/contenttype/forms">
+  <Display>DocumentLibraryForm</Display>
+  <Edit>DocumentLibraryForm</Edit>
+  <New>DocumentLibraryForm</New>
+</FormTemplates>
+</file>
+
+<file path=customXml/item2.xml><?xml version="1.0" encoding="utf-8"?>
 <ct:contentTypeSchema xmlns:ct="http://schemas.microsoft.com/office/2006/metadata/contentType" xmlns:ma="http://schemas.microsoft.com/office/2006/metadata/properties/metaAttributes" ct:_="" ma:_="" ma:contentTypeName="ドキュメント" ma:contentTypeID="0x0101006EE233C8A1FB4B469BB2E661295D6E91" ma:contentTypeVersion="2" ma:contentTypeDescription="新しいドキュメントを作成します。" ma:contentTypeScope="" ma:versionID="1b9219b10333f6b64ebd4ef1991bcd72">
   <xsd:schema xmlns:xsd="http://www.w3.org/2001/XMLSchema" xmlns:xs="http://www.w3.org/2001/XMLSchema" xmlns:p="http://schemas.microsoft.com/office/2006/metadata/properties" xmlns:ns2="50857365-7fc4-4771-9df7-5e98c74faf64" targetNamespace="http://schemas.microsoft.com/office/2006/metadata/properties" ma:root="true" ma:fieldsID="173855dec7caf0e07cda961b1ee7832a" ns2:_="">
     <xsd:import namespace="50857365-7fc4-4771-9df7-5e98c74faf64"/>
@@ -15867,20 +15868,19 @@
 </ct:contentTypeSchema>
 </file>
 
-<file path=customXml/item2.xml><?xml version="1.0" encoding="utf-8"?>
-<?mso-contentType ?>
-<FormTemplates xmlns="http://schemas.microsoft.com/sharepoint/v3/contenttype/forms">
-  <Display>DocumentLibraryForm</Display>
-  <Edit>DocumentLibraryForm</Edit>
-  <New>DocumentLibraryForm</New>
-</FormTemplates>
-</file>
-
 <file path=customXml/item3.xml><?xml version="1.0" encoding="utf-8"?>
 <b:Sources xmlns:b="http://schemas.openxmlformats.org/officeDocument/2006/bibliography" xmlns="http://schemas.openxmlformats.org/officeDocument/2006/bibliography" SelectedStyle="\APASixthEditionOfficeOnline.xsl" StyleName="APA" Version="6"/>
 </file>
 
 <file path=customXml/itemProps1.xml><?xml version="1.0" encoding="utf-8"?>
+<ds:datastoreItem xmlns:ds="http://schemas.openxmlformats.org/officeDocument/2006/customXml" ds:itemID="{5744ADD2-8172-4A5F-A407-DC6C4F6B022E}">
+  <ds:schemaRefs>
+    <ds:schemaRef ds:uri="http://schemas.microsoft.com/sharepoint/v3/contenttype/forms"/>
+  </ds:schemaRefs>
+</ds:datastoreItem>
+</file>
+
+<file path=customXml/itemProps2.xml><?xml version="1.0" encoding="utf-8"?>
 <ds:datastoreItem xmlns:ds="http://schemas.openxmlformats.org/officeDocument/2006/customXml" ds:itemID="{8CF18440-60D3-40F6-BDCC-0BE9039C028D}">
   <ds:schemaRefs>
     <ds:schemaRef ds:uri="http://schemas.microsoft.com/office/2006/metadata/contentType"/>
@@ -15898,16 +15898,8 @@
 </ds:datastoreItem>
 </file>
 
-<file path=customXml/itemProps2.xml><?xml version="1.0" encoding="utf-8"?>
-<ds:datastoreItem xmlns:ds="http://schemas.openxmlformats.org/officeDocument/2006/customXml" ds:itemID="{5744ADD2-8172-4A5F-A407-DC6C4F6B022E}">
-  <ds:schemaRefs>
-    <ds:schemaRef ds:uri="http://schemas.microsoft.com/sharepoint/v3/contenttype/forms"/>
-  </ds:schemaRefs>
-</ds:datastoreItem>
-</file>
-
 <file path=customXml/itemProps3.xml><?xml version="1.0" encoding="utf-8"?>
-<ds:datastoreItem xmlns:ds="http://schemas.openxmlformats.org/officeDocument/2006/customXml" ds:itemID="{3805A011-8EBE-4CDF-9287-11963C1F55AE}">
+<ds:datastoreItem xmlns:ds="http://schemas.openxmlformats.org/officeDocument/2006/customXml" ds:itemID="{574E6CB3-1EA4-48BE-9FBC-642127F5BC4A}">
   <ds:schemaRefs>
     <ds:schemaRef ds:uri="http://schemas.openxmlformats.org/officeDocument/2006/bibliography"/>
   </ds:schemaRefs>
